--- a/report_template/template_main/HRDComplete_CustomEdition_DNZD_v1.1.0.docx
+++ b/report_template/template_main/HRDComplete_CustomEdition_DNZD_v1.1.0.docx
@@ -118,7 +118,7 @@
                     </wp:anchor>
                   </w:drawing>
                 </mc:Choice>
-                <mc:Fallback xmlns:w16du="http://schemas.microsoft.com/office/word/2023/wordml/word16du" xmlns:oel="http://schemas.microsoft.com/office/2019/extlst">
+                <mc:Fallback xmlns:oel="http://schemas.microsoft.com/office/2019/extlst" xmlns:w16du="http://schemas.microsoft.com/office/word/2023/wordml/word16du">
                   <w:pict>
                     <v:shapetype w14:anchorId="03426675" id="_x0000_t120" coordsize="21600,21600" o:spt="120" path="m10800,qx,10800,10800,21600,21600,10800,10800,xe">
                       <v:path gradientshapeok="t" o:connecttype="custom" o:connectlocs="10800,0;3163,3163;0,10800;3163,18437;10800,21600;18437,18437;21600,10800;18437,3163" textboxrect="3163,3163,18437,18437"/>
@@ -249,7 +249,7 @@
                     </wp:anchor>
                   </w:drawing>
                 </mc:Choice>
-                <mc:Fallback xmlns:w16du="http://schemas.microsoft.com/office/word/2023/wordml/word16du" xmlns:oel="http://schemas.microsoft.com/office/2019/extlst">
+                <mc:Fallback xmlns:oel="http://schemas.microsoft.com/office/2019/extlst" xmlns:w16du="http://schemas.microsoft.com/office/word/2023/wordml/word16du">
                   <w:pict>
                     <v:roundrect w14:anchorId="27DC0408" id="矩形: 圆角 69" o:spid="_x0000_s1026" style="position:absolute;left:0;text-align:left;margin-left:-2.75pt;margin-top:3.25pt;width:71.3pt;height:25.3pt;z-index:-251626496;visibility:visible;mso-wrap-style:square;mso-wrap-distance-left:9pt;mso-wrap-distance-top:0;mso-wrap-distance-right:9pt;mso-wrap-distance-bottom:0;mso-position-horizontal:absolute;mso-position-horizontal-relative:margin;mso-position-vertical:absolute;mso-position-vertical-relative:text;v-text-anchor:middle" arcsize="10923f" o:gfxdata="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" fillcolor="#f2f2f2 [3052]" stroked="f" strokeweight="1pt">
                       <v:stroke joinstyle="miter"/>
@@ -269,21 +269,8 @@
                 <w:sz w:val="28"/>
                 <w:szCs w:val="28"/>
               </w:rPr>
-              <w:t>检测总</w:t>
-            </w:r>
-            <w:proofErr w:type="gramStart"/>
-            <w:r>
-              <w:rPr>
-                <w:rFonts w:ascii="思源黑体 CN Bold" w:eastAsia="思源黑体 CN Bold" w:hAnsi="思源黑体 CN Bold" w:hint="eastAsia"/>
-                <w:b/>
-                <w:bCs/>
-                <w:color w:val="1E7648"/>
-                <w:sz w:val="28"/>
-                <w:szCs w:val="28"/>
-              </w:rPr>
-              <w:t>览</w:t>
-            </w:r>
-            <w:proofErr w:type="gramEnd"/>
+              <w:t>检测总览</w:t>
+            </w:r>
           </w:p>
         </w:tc>
       </w:tr>
@@ -1037,25 +1024,7 @@
                 <w:sz w:val="17"/>
                 <w:szCs w:val="17"/>
               </w:rPr>
-              <w:t>基因编码区和外显子-内含子</w:t>
-            </w:r>
-            <w:proofErr w:type="gramStart"/>
-            <w:r>
-              <w:rPr>
-                <w:rFonts w:ascii="思源黑体 CN Normal" w:eastAsia="思源黑体 CN Normal" w:hAnsi="思源黑体 CN Normal"/>
-                <w:sz w:val="17"/>
-                <w:szCs w:val="17"/>
-              </w:rPr>
-              <w:t>连接区</w:t>
-            </w:r>
-            <w:proofErr w:type="gramEnd"/>
-            <w:r>
-              <w:rPr>
-                <w:rFonts w:ascii="思源黑体 CN Normal" w:eastAsia="思源黑体 CN Normal" w:hAnsi="思源黑体 CN Normal"/>
-                <w:sz w:val="17"/>
-                <w:szCs w:val="17"/>
-              </w:rPr>
-              <w:t>的突变</w:t>
+              <w:t>基因编码区和外显子-内含子连接区的突变</w:t>
             </w:r>
             <w:r>
               <w:rPr>
@@ -1166,25 +1135,7 @@
                 <w:sz w:val="17"/>
                 <w:szCs w:val="17"/>
               </w:rPr>
-              <w:t>PARP抑制剂和其他相关靶</w:t>
-            </w:r>
-            <w:proofErr w:type="gramStart"/>
-            <w:r>
-              <w:rPr>
-                <w:rFonts w:ascii="思源黑体 CN Normal" w:eastAsia="思源黑体 CN Normal" w:hAnsi="思源黑体 CN Normal"/>
-                <w:sz w:val="17"/>
-                <w:szCs w:val="17"/>
-              </w:rPr>
-              <w:t>向药物</w:t>
-            </w:r>
-            <w:proofErr w:type="gramEnd"/>
-            <w:r>
-              <w:rPr>
-                <w:rFonts w:ascii="思源黑体 CN Normal" w:eastAsia="思源黑体 CN Normal" w:hAnsi="思源黑体 CN Normal"/>
-                <w:sz w:val="17"/>
-                <w:szCs w:val="17"/>
-              </w:rPr>
-              <w:t>提供指导建议</w:t>
+              <w:t>PARP抑制剂和其他相关靶向药物提供指导建议</w:t>
             </w:r>
           </w:p>
         </w:tc>
@@ -1207,9 +1158,144 @@
           <w:szCs w:val="13"/>
           <w:highlight w:val="magenta"/>
         </w:rPr>
-        <w:t xml:space="preserve">{{r </w:t>
-      </w:r>
-      <w:proofErr w:type="spellStart"/>
+        <w:t>{{r page_break }}</w:t>
+      </w:r>
+    </w:p>
+    <w:p>
+      <w:pPr>
+        <w:pStyle w:val="2"/>
+        <w:spacing w:before="0" w:after="0" w:line="240" w:lineRule="auto"/>
+        <w:rPr>
+          <w:rFonts w:ascii="思源黑体 CN Bold" w:eastAsia="思源黑体 CN Bold" w:hAnsi="思源黑体 CN Bold"/>
+          <w:color w:val="1E7648"/>
+          <w:sz w:val="24"/>
+          <w:szCs w:val="24"/>
+        </w:rPr>
+      </w:pPr>
+      <w:r>
+        <w:rPr>
+          <w:rFonts w:ascii="思源黑体 CN Bold" w:eastAsia="思源黑体 CN Bold" w:hAnsi="思源黑体 CN Bold"/>
+          <w:color w:val="1E7648"/>
+          <w:sz w:val="24"/>
+          <w:szCs w:val="24"/>
+        </w:rPr>
+        <w:t>&gt;</w:t>
+      </w:r>
+      <w:r>
+        <w:rPr>
+          <w:rFonts w:ascii="思源黑体 CN Bold" w:eastAsia="思源黑体 CN Bold" w:hAnsi="思源黑体 CN Bold" w:hint="eastAsia"/>
+          <w:color w:val="1E7648"/>
+          <w:sz w:val="24"/>
+          <w:szCs w:val="24"/>
+        </w:rPr>
+        <w:t>1.</w:t>
+      </w:r>
+      <w:r>
+        <w:rPr>
+          <w:rFonts w:ascii="思源黑体 CN Bold" w:eastAsia="思源黑体 CN Bold" w:hAnsi="思源黑体 CN Bold"/>
+          <w:color w:val="1E7648"/>
+          <w:sz w:val="24"/>
+          <w:szCs w:val="24"/>
+        </w:rPr>
+        <w:t xml:space="preserve">3 </w:t>
+      </w:r>
+      <w:r>
+        <w:rPr>
+          <w:rFonts w:ascii="思源黑体 CN Bold" w:eastAsia="思源黑体 CN Bold" w:hAnsi="思源黑体 CN Bold" w:hint="eastAsia"/>
+          <w:color w:val="1E7648"/>
+          <w:sz w:val="24"/>
+          <w:szCs w:val="24"/>
+        </w:rPr>
+        <w:t>检测结果小结</w:t>
+      </w:r>
+    </w:p>
+    <w:p>
+      <w:pPr>
+        <w:rPr>
+          <w:rFonts w:ascii="思源黑体 CN Bold" w:eastAsia="思源黑体 CN Bold" w:hAnsi="思源黑体 CN Bold" w:cstheme="majorBidi"/>
+          <w:b/>
+          <w:bCs/>
+          <w:color w:val="1E7648"/>
+          <w:sz w:val="24"/>
+          <w:szCs w:val="24"/>
+        </w:rPr>
+      </w:pPr>
+      <w:r>
+        <w:rPr>
+          <w:rFonts w:ascii="思源黑体 CN Bold" w:eastAsia="思源黑体 CN Bold" w:hAnsi="思源黑体 CN Bold" w:cstheme="majorBidi" w:hint="eastAsia"/>
+          <w:b/>
+          <w:bCs/>
+          <w:color w:val="1E7648"/>
+          <w:sz w:val="24"/>
+          <w:szCs w:val="24"/>
+        </w:rPr>
+        <w:t>{</w:t>
+      </w:r>
+      <w:r>
+        <w:rPr>
+          <w:rFonts w:ascii="思源黑体 CN Bold" w:eastAsia="思源黑体 CN Bold" w:hAnsi="思源黑体 CN Bold" w:cstheme="majorBidi"/>
+          <w:b/>
+          <w:bCs/>
+          <w:color w:val="1E7648"/>
+          <w:sz w:val="24"/>
+          <w:szCs w:val="24"/>
+        </w:rPr>
+        <w:t xml:space="preserve">{p </w:t>
+      </w:r>
+      <w:r>
+        <w:rPr>
+          <w:rFonts w:ascii="思源黑体 CN Bold" w:eastAsia="思源黑体 CN Bold" w:hAnsi="思源黑体 CN Bold" w:cstheme="majorBidi" w:hint="eastAsia"/>
+          <w:b/>
+          <w:bCs/>
+          <w:color w:val="1E7648"/>
+          <w:sz w:val="24"/>
+          <w:szCs w:val="24"/>
+        </w:rPr>
+        <w:t>sub</w:t>
+      </w:r>
+      <w:r>
+        <w:rPr>
+          <w:rFonts w:ascii="思源黑体 CN Bold" w:eastAsia="思源黑体 CN Bold" w:hAnsi="思源黑体 CN Bold" w:cstheme="majorBidi"/>
+          <w:b/>
+          <w:bCs/>
+          <w:color w:val="1E7648"/>
+          <w:sz w:val="24"/>
+          <w:szCs w:val="24"/>
+        </w:rPr>
+        <w:t>doc.</w:t>
+      </w:r>
+      <w:r>
+        <w:rPr>
+          <w:rFonts w:ascii="思源黑体 CN Bold" w:eastAsia="思源黑体 CN Bold" w:hAnsi="思源黑体 CN Bold" w:cstheme="majorBidi"/>
+          <w:b/>
+          <w:bCs/>
+          <w:color w:val="1E7648"/>
+          <w:sz w:val="24"/>
+          <w:szCs w:val="24"/>
+        </w:rPr>
+        <w:t>dyn_1_Overview_Summary</w:t>
+      </w:r>
+      <w:r>
+        <w:rPr>
+          <w:rFonts w:ascii="思源黑体 CN Bold" w:eastAsia="思源黑体 CN Bold" w:hAnsi="思源黑体 CN Bold" w:cstheme="majorBidi"/>
+          <w:b/>
+          <w:bCs/>
+          <w:color w:val="1E7648"/>
+          <w:sz w:val="24"/>
+          <w:szCs w:val="24"/>
+        </w:rPr>
+        <w:t>}}</w:t>
+      </w:r>
+    </w:p>
+    <w:p>
+      <w:pPr>
+        <w:rPr>
+          <w:rFonts w:ascii="思源黑体 CN Light" w:eastAsia="思源黑体 CN Light" w:hAnsi="思源黑体 CN Light"/>
+          <w:color w:val="595959" w:themeColor="text1" w:themeTint="A6"/>
+          <w:sz w:val="13"/>
+          <w:szCs w:val="13"/>
+        </w:rPr>
+      </w:pPr>
       <w:r>
         <w:rPr>
           <w:rFonts w:ascii="思源黑体 CN Light" w:eastAsia="思源黑体 CN Light" w:hAnsi="思源黑体 CN Light" w:hint="eastAsia"/>
@@ -1218,230 +1304,7 @@
           <w:szCs w:val="13"/>
           <w:highlight w:val="magenta"/>
         </w:rPr>
-        <w:t>page_</w:t>
-      </w:r>
-      <w:proofErr w:type="gramStart"/>
-      <w:r>
-        <w:rPr>
-          <w:rFonts w:ascii="思源黑体 CN Light" w:eastAsia="思源黑体 CN Light" w:hAnsi="思源黑体 CN Light" w:hint="eastAsia"/>
-          <w:color w:val="595959" w:themeColor="text1" w:themeTint="A6"/>
-          <w:sz w:val="13"/>
-          <w:szCs w:val="13"/>
-          <w:highlight w:val="magenta"/>
-        </w:rPr>
-        <w:t>break</w:t>
-      </w:r>
-      <w:proofErr w:type="spellEnd"/>
-      <w:r>
-        <w:rPr>
-          <w:rFonts w:ascii="思源黑体 CN Light" w:eastAsia="思源黑体 CN Light" w:hAnsi="思源黑体 CN Light" w:hint="eastAsia"/>
-          <w:color w:val="595959" w:themeColor="text1" w:themeTint="A6"/>
-          <w:sz w:val="13"/>
-          <w:szCs w:val="13"/>
-          <w:highlight w:val="magenta"/>
-        </w:rPr>
-        <w:t xml:space="preserve"> }</w:t>
-      </w:r>
-      <w:proofErr w:type="gramEnd"/>
-      <w:r>
-        <w:rPr>
-          <w:rFonts w:ascii="思源黑体 CN Light" w:eastAsia="思源黑体 CN Light" w:hAnsi="思源黑体 CN Light" w:hint="eastAsia"/>
-          <w:color w:val="595959" w:themeColor="text1" w:themeTint="A6"/>
-          <w:sz w:val="13"/>
-          <w:szCs w:val="13"/>
-          <w:highlight w:val="magenta"/>
-        </w:rPr>
-        <w:t>}</w:t>
-      </w:r>
-    </w:p>
-    <w:p>
-      <w:pPr>
-        <w:pStyle w:val="2"/>
-        <w:spacing w:before="0" w:after="0" w:line="240" w:lineRule="auto"/>
-        <w:rPr>
-          <w:rFonts w:ascii="思源黑体 CN Bold" w:eastAsia="思源黑体 CN Bold" w:hAnsi="思源黑体 CN Bold"/>
-          <w:color w:val="1E7648"/>
-          <w:sz w:val="24"/>
-          <w:szCs w:val="24"/>
-        </w:rPr>
-      </w:pPr>
-      <w:r>
-        <w:rPr>
-          <w:rFonts w:ascii="思源黑体 CN Bold" w:eastAsia="思源黑体 CN Bold" w:hAnsi="思源黑体 CN Bold"/>
-          <w:color w:val="1E7648"/>
-          <w:sz w:val="24"/>
-          <w:szCs w:val="24"/>
-        </w:rPr>
-        <w:t>&gt;</w:t>
-      </w:r>
-      <w:r>
-        <w:rPr>
-          <w:rFonts w:ascii="思源黑体 CN Bold" w:eastAsia="思源黑体 CN Bold" w:hAnsi="思源黑体 CN Bold" w:hint="eastAsia"/>
-          <w:color w:val="1E7648"/>
-          <w:sz w:val="24"/>
-          <w:szCs w:val="24"/>
-        </w:rPr>
-        <w:t>1.</w:t>
-      </w:r>
-      <w:r>
-        <w:rPr>
-          <w:rFonts w:ascii="思源黑体 CN Bold" w:eastAsia="思源黑体 CN Bold" w:hAnsi="思源黑体 CN Bold"/>
-          <w:color w:val="1E7648"/>
-          <w:sz w:val="24"/>
-          <w:szCs w:val="24"/>
-        </w:rPr>
-        <w:t xml:space="preserve">3 </w:t>
-      </w:r>
-      <w:r>
-        <w:rPr>
-          <w:rFonts w:ascii="思源黑体 CN Bold" w:eastAsia="思源黑体 CN Bold" w:hAnsi="思源黑体 CN Bold" w:hint="eastAsia"/>
-          <w:color w:val="1E7648"/>
-          <w:sz w:val="24"/>
-          <w:szCs w:val="24"/>
-        </w:rPr>
-        <w:t>检测结果小结</w:t>
-      </w:r>
-    </w:p>
-    <w:p>
-      <w:pPr>
-        <w:rPr>
-          <w:rFonts w:ascii="思源黑体 CN Bold" w:eastAsia="思源黑体 CN Bold" w:hAnsi="思源黑体 CN Bold" w:cstheme="majorBidi"/>
-          <w:b/>
-          <w:bCs/>
-          <w:color w:val="1E7648"/>
-          <w:sz w:val="24"/>
-          <w:szCs w:val="24"/>
-        </w:rPr>
-      </w:pPr>
-      <w:r>
-        <w:rPr>
-          <w:rFonts w:ascii="思源黑体 CN Bold" w:eastAsia="思源黑体 CN Bold" w:hAnsi="思源黑体 CN Bold" w:cstheme="majorBidi" w:hint="eastAsia"/>
-          <w:b/>
-          <w:bCs/>
-          <w:color w:val="1E7648"/>
-          <w:sz w:val="24"/>
-          <w:szCs w:val="24"/>
-        </w:rPr>
-        <w:t>{</w:t>
-      </w:r>
-      <w:r>
-        <w:rPr>
-          <w:rFonts w:ascii="思源黑体 CN Bold" w:eastAsia="思源黑体 CN Bold" w:hAnsi="思源黑体 CN Bold" w:cstheme="majorBidi"/>
-          <w:b/>
-          <w:bCs/>
-          <w:color w:val="1E7648"/>
-          <w:sz w:val="24"/>
-          <w:szCs w:val="24"/>
-        </w:rPr>
-        <w:t xml:space="preserve">{p </w:t>
-      </w:r>
-      <w:r>
-        <w:rPr>
-          <w:rFonts w:ascii="思源黑体 CN Bold" w:eastAsia="思源黑体 CN Bold" w:hAnsi="思源黑体 CN Bold" w:cstheme="majorBidi" w:hint="eastAsia"/>
-          <w:b/>
-          <w:bCs/>
-          <w:color w:val="1E7648"/>
-          <w:sz w:val="24"/>
-          <w:szCs w:val="24"/>
-        </w:rPr>
-        <w:t>sub</w:t>
-      </w:r>
-      <w:r>
-        <w:rPr>
-          <w:rFonts w:ascii="思源黑体 CN Bold" w:eastAsia="思源黑体 CN Bold" w:hAnsi="思源黑体 CN Bold" w:cstheme="majorBidi"/>
-          <w:b/>
-          <w:bCs/>
-          <w:color w:val="1E7648"/>
-          <w:sz w:val="24"/>
-          <w:szCs w:val="24"/>
-        </w:rPr>
-        <w:t>doc.</w:t>
-      </w:r>
-      <w:r>
-        <w:rPr>
-          <w:rFonts w:ascii="思源黑体 CN Bold" w:eastAsia="思源黑体 CN Bold" w:hAnsi="思源黑体 CN Bold" w:cstheme="majorBidi"/>
-          <w:b/>
-          <w:bCs/>
-          <w:color w:val="1E7648"/>
-          <w:sz w:val="24"/>
-          <w:szCs w:val="24"/>
-        </w:rPr>
-        <w:t>dyn_1_Overview_Summary</w:t>
-      </w:r>
-      <w:r>
-        <w:rPr>
-          <w:rFonts w:ascii="思源黑体 CN Bold" w:eastAsia="思源黑体 CN Bold" w:hAnsi="思源黑体 CN Bold" w:cstheme="majorBidi"/>
-          <w:b/>
-          <w:bCs/>
-          <w:color w:val="1E7648"/>
-          <w:sz w:val="24"/>
-          <w:szCs w:val="24"/>
-        </w:rPr>
-        <w:t>}}</w:t>
-      </w:r>
-    </w:p>
-    <w:p>
-      <w:pPr>
-        <w:rPr>
-          <w:rFonts w:ascii="思源黑体 CN Light" w:eastAsia="思源黑体 CN Light" w:hAnsi="思源黑体 CN Light"/>
-          <w:color w:val="595959" w:themeColor="text1" w:themeTint="A6"/>
-          <w:sz w:val="13"/>
-          <w:szCs w:val="13"/>
-        </w:rPr>
-      </w:pPr>
-      <w:r>
-        <w:rPr>
-          <w:rFonts w:ascii="思源黑体 CN Light" w:eastAsia="思源黑体 CN Light" w:hAnsi="思源黑体 CN Light" w:hint="eastAsia"/>
-          <w:color w:val="595959" w:themeColor="text1" w:themeTint="A6"/>
-          <w:sz w:val="13"/>
-          <w:szCs w:val="13"/>
-          <w:highlight w:val="magenta"/>
-        </w:rPr>
-        <w:t xml:space="preserve">{{r </w:t>
-      </w:r>
-      <w:proofErr w:type="spellStart"/>
-      <w:r>
-        <w:rPr>
-          <w:rFonts w:ascii="思源黑体 CN Light" w:eastAsia="思源黑体 CN Light" w:hAnsi="思源黑体 CN Light" w:hint="eastAsia"/>
-          <w:color w:val="595959" w:themeColor="text1" w:themeTint="A6"/>
-          <w:sz w:val="13"/>
-          <w:szCs w:val="13"/>
-          <w:highlight w:val="magenta"/>
-        </w:rPr>
-        <w:t>page_</w:t>
-      </w:r>
-      <w:proofErr w:type="gramStart"/>
-      <w:r>
-        <w:rPr>
-          <w:rFonts w:ascii="思源黑体 CN Light" w:eastAsia="思源黑体 CN Light" w:hAnsi="思源黑体 CN Light" w:hint="eastAsia"/>
-          <w:color w:val="595959" w:themeColor="text1" w:themeTint="A6"/>
-          <w:sz w:val="13"/>
-          <w:szCs w:val="13"/>
-          <w:highlight w:val="magenta"/>
-        </w:rPr>
-        <w:t>break</w:t>
-      </w:r>
-      <w:proofErr w:type="spellEnd"/>
-      <w:r>
-        <w:rPr>
-          <w:rFonts w:ascii="思源黑体 CN Light" w:eastAsia="思源黑体 CN Light" w:hAnsi="思源黑体 CN Light" w:hint="eastAsia"/>
-          <w:color w:val="595959" w:themeColor="text1" w:themeTint="A6"/>
-          <w:sz w:val="13"/>
-          <w:szCs w:val="13"/>
-          <w:highlight w:val="magenta"/>
-        </w:rPr>
-        <w:t xml:space="preserve"> }</w:t>
-      </w:r>
-      <w:proofErr w:type="gramEnd"/>
-      <w:r>
-        <w:rPr>
-          <w:rFonts w:ascii="思源黑体 CN Light" w:eastAsia="思源黑体 CN Light" w:hAnsi="思源黑体 CN Light" w:hint="eastAsia"/>
-          <w:color w:val="595959" w:themeColor="text1" w:themeTint="A6"/>
-          <w:sz w:val="13"/>
-          <w:szCs w:val="13"/>
-          <w:highlight w:val="magenta"/>
-        </w:rPr>
-        <w:t>}</w:t>
+        <w:t>{{r page_break }}</w:t>
       </w:r>
     </w:p>
     <w:p>
@@ -2566,7 +2429,25 @@
           <w:sz w:val="16"/>
           <w:szCs w:val="16"/>
         </w:rPr>
-        <w:t>III类-临床意义不明的变异目前尚未发现可能与肿瘤发生发展相关的变异。</w:t>
+        <w:t>III类-临床意义不明</w:t>
+      </w:r>
+      <w:r>
+        <w:rPr>
+          <w:rFonts w:ascii="思源黑体 CN Normal" w:eastAsia="思源黑体 CN Normal" w:hAnsi="思源黑体 CN Normal" w:hint="eastAsia"/>
+          <w:color w:val="000000"/>
+          <w:sz w:val="16"/>
+          <w:szCs w:val="16"/>
+        </w:rPr>
+        <w:t>且</w:t>
+      </w:r>
+      <w:r>
+        <w:rPr>
+          <w:rFonts w:ascii="思源黑体 CN Normal" w:eastAsia="思源黑体 CN Normal" w:hAnsi="思源黑体 CN Normal"/>
+          <w:color w:val="000000"/>
+          <w:sz w:val="16"/>
+          <w:szCs w:val="16"/>
+        </w:rPr>
+        <w:t>目前尚未发现可能与肿瘤发生发展相关的变异。</w:t>
       </w:r>
     </w:p>
     <w:p>
@@ -2650,51 +2531,7 @@
           <w:szCs w:val="13"/>
           <w:highlight w:val="magenta"/>
         </w:rPr>
-        <w:t xml:space="preserve">{{r </w:t>
-      </w:r>
-      <w:proofErr w:type="spellStart"/>
-      <w:r>
-        <w:rPr>
-          <w:rFonts w:ascii="思源黑体 CN Light" w:eastAsia="思源黑体 CN Light" w:hAnsi="思源黑体 CN Light" w:hint="eastAsia"/>
-          <w:color w:val="595959" w:themeColor="text1" w:themeTint="A6"/>
-          <w:sz w:val="13"/>
-          <w:szCs w:val="13"/>
-          <w:highlight w:val="magenta"/>
-        </w:rPr>
-        <w:t>page_</w:t>
-      </w:r>
-      <w:proofErr w:type="gramStart"/>
-      <w:r>
-        <w:rPr>
-          <w:rFonts w:ascii="思源黑体 CN Light" w:eastAsia="思源黑体 CN Light" w:hAnsi="思源黑体 CN Light" w:hint="eastAsia"/>
-          <w:color w:val="595959" w:themeColor="text1" w:themeTint="A6"/>
-          <w:sz w:val="13"/>
-          <w:szCs w:val="13"/>
-          <w:highlight w:val="magenta"/>
-        </w:rPr>
-        <w:t>break</w:t>
-      </w:r>
-      <w:proofErr w:type="spellEnd"/>
-      <w:r>
-        <w:rPr>
-          <w:rFonts w:ascii="思源黑体 CN Light" w:eastAsia="思源黑体 CN Light" w:hAnsi="思源黑体 CN Light" w:hint="eastAsia"/>
-          <w:color w:val="595959" w:themeColor="text1" w:themeTint="A6"/>
-          <w:sz w:val="13"/>
-          <w:szCs w:val="13"/>
-          <w:highlight w:val="magenta"/>
-        </w:rPr>
-        <w:t xml:space="preserve"> }</w:t>
-      </w:r>
-      <w:proofErr w:type="gramEnd"/>
-      <w:r>
-        <w:rPr>
-          <w:rFonts w:ascii="思源黑体 CN Light" w:eastAsia="思源黑体 CN Light" w:hAnsi="思源黑体 CN Light" w:hint="eastAsia"/>
-          <w:color w:val="595959" w:themeColor="text1" w:themeTint="A6"/>
-          <w:sz w:val="13"/>
-          <w:szCs w:val="13"/>
-          <w:highlight w:val="magenta"/>
-        </w:rPr>
-        <w:t>}</w:t>
+        <w:t>{{r page_break }}</w:t>
       </w:r>
     </w:p>
     <w:tbl>
@@ -2809,7 +2646,7 @@
                     </wp:anchor>
                   </w:drawing>
                 </mc:Choice>
-                <mc:Fallback xmlns:w16du="http://schemas.microsoft.com/office/word/2023/wordml/word16du" xmlns:oel="http://schemas.microsoft.com/office/2019/extlst">
+                <mc:Fallback xmlns:oel="http://schemas.microsoft.com/office/2019/extlst" xmlns:w16du="http://schemas.microsoft.com/office/word/2023/wordml/word16du">
                   <w:pict>
                     <v:shape w14:anchorId="589F92E3" id="流程图: 接点 2" o:spid="_x0000_s1026" type="#_x0000_t120" style="position:absolute;left:0;text-align:left;margin-left:170.85pt;margin-top:3.25pt;width:24.65pt;height:25.15pt;z-index:-251622400;visibility:visible;mso-wrap-style:square;mso-wrap-distance-left:9pt;mso-wrap-distance-top:0;mso-wrap-distance-right:9pt;mso-wrap-distance-bottom:0;mso-position-horizontal:absolute;mso-position-horizontal-relative:text;mso-position-vertical:absolute;mso-position-vertical-relative:text;v-text-anchor:middle" o:gfxdata="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" fillcolor="#1e7648" stroked="f" strokeweight="1pt">
                       <v:stroke joinstyle="miter"/>
@@ -2937,7 +2774,7 @@
                     </wp:anchor>
                   </w:drawing>
                 </mc:Choice>
-                <mc:Fallback xmlns:w16du="http://schemas.microsoft.com/office/word/2023/wordml/word16du" xmlns:oel="http://schemas.microsoft.com/office/2019/extlst">
+                <mc:Fallback xmlns:oel="http://schemas.microsoft.com/office/2019/extlst" xmlns:w16du="http://schemas.microsoft.com/office/word/2023/wordml/word16du">
                   <w:pict>
                     <v:roundrect w14:anchorId="32CBBD4D" id="矩形: 圆角 3" o:spid="_x0000_s1026" style="position:absolute;left:0;text-align:left;margin-left:-5.4pt;margin-top:3.45pt;width:123pt;height:25.3pt;z-index:-251623424;visibility:visible;mso-wrap-style:square;mso-wrap-distance-left:9pt;mso-wrap-distance-top:0;mso-wrap-distance-right:9pt;mso-wrap-distance-bottom:0;mso-position-horizontal:absolute;mso-position-horizontal-relative:margin;mso-position-vertical:absolute;mso-position-vertical-relative:text;v-text-anchor:middle" arcsize="10923f" o:gfxdata="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" fillcolor="#f2f2f2 [3052]" stroked="f" strokeweight="1pt">
                       <v:stroke joinstyle="miter"/>
@@ -3116,9 +2953,153 @@
           <w:szCs w:val="13"/>
           <w:highlight w:val="magenta"/>
         </w:rPr>
-        <w:t xml:space="preserve">{{r </w:t>
-      </w:r>
-      <w:proofErr w:type="spellStart"/>
+        <w:t>{{r page_break }}</w:t>
+      </w:r>
+    </w:p>
+    <w:p>
+      <w:pPr>
+        <w:pStyle w:val="2"/>
+        <w:spacing w:before="0" w:after="0" w:line="240" w:lineRule="auto"/>
+        <w:rPr>
+          <w:rFonts w:ascii="思源黑体 CN Bold" w:eastAsia="思源黑体 CN Bold" w:hAnsi="思源黑体 CN Bold"/>
+          <w:color w:val="1E7648"/>
+          <w:sz w:val="24"/>
+          <w:szCs w:val="24"/>
+        </w:rPr>
+      </w:pPr>
+      <w:r>
+        <w:rPr>
+          <w:rFonts w:ascii="思源黑体 CN Bold" w:eastAsia="思源黑体 CN Bold" w:hAnsi="思源黑体 CN Bold"/>
+          <w:color w:val="1E7648"/>
+          <w:sz w:val="24"/>
+          <w:szCs w:val="24"/>
+        </w:rPr>
+        <w:t>&gt;</w:t>
+      </w:r>
+      <w:r>
+        <w:rPr>
+          <w:rFonts w:ascii="思源黑体 CN Bold" w:eastAsia="思源黑体 CN Bold" w:hAnsi="思源黑体 CN Bold" w:hint="eastAsia"/>
+          <w:color w:val="1E7648"/>
+          <w:sz w:val="24"/>
+          <w:szCs w:val="24"/>
+        </w:rPr>
+        <w:t xml:space="preserve">2.2 </w:t>
+      </w:r>
+      <w:r>
+        <w:rPr>
+          <w:rFonts w:ascii="思源黑体 CN Bold" w:eastAsia="思源黑体 CN Bold" w:hAnsi="思源黑体 CN Bold" w:hint="eastAsia"/>
+          <w:color w:val="1E7648"/>
+          <w:sz w:val="24"/>
+          <w:szCs w:val="24"/>
+        </w:rPr>
+        <w:t>具有临床意义的变异</w:t>
+      </w:r>
+      <w:r>
+        <w:rPr>
+          <w:rFonts w:ascii="思源黑体 CN Bold" w:eastAsia="思源黑体 CN Bold" w:hAnsi="思源黑体 CN Bold" w:hint="eastAsia"/>
+          <w:color w:val="1E7648"/>
+          <w:sz w:val="24"/>
+          <w:szCs w:val="24"/>
+        </w:rPr>
+        <w:t>详细</w:t>
+      </w:r>
+      <w:r>
+        <w:rPr>
+          <w:rFonts w:ascii="思源黑体 CN Bold" w:eastAsia="思源黑体 CN Bold" w:hAnsi="思源黑体 CN Bold" w:hint="eastAsia"/>
+          <w:color w:val="1E7648"/>
+          <w:sz w:val="24"/>
+          <w:szCs w:val="24"/>
+        </w:rPr>
+        <w:t>解读</w:t>
+      </w:r>
+    </w:p>
+    <w:p>
+      <w:pPr>
+        <w:rPr>
+          <w:rFonts w:ascii="思源黑体 CN Bold" w:eastAsia="思源黑体 CN Bold" w:hAnsi="思源黑体 CN Bold" w:cstheme="majorBidi"/>
+          <w:b/>
+          <w:bCs/>
+          <w:color w:val="1E7648"/>
+          <w:sz w:val="24"/>
+          <w:szCs w:val="24"/>
+        </w:rPr>
+      </w:pPr>
+      <w:r>
+        <w:rPr>
+          <w:rFonts w:ascii="思源黑体 CN Bold" w:eastAsia="思源黑体 CN Bold" w:hAnsi="思源黑体 CN Bold" w:cstheme="majorBidi" w:hint="eastAsia"/>
+          <w:b/>
+          <w:bCs/>
+          <w:color w:val="1E7648"/>
+          <w:sz w:val="24"/>
+          <w:szCs w:val="24"/>
+        </w:rPr>
+        <w:t>{</w:t>
+      </w:r>
+      <w:r>
+        <w:rPr>
+          <w:rFonts w:ascii="思源黑体 CN Bold" w:eastAsia="思源黑体 CN Bold" w:hAnsi="思源黑体 CN Bold" w:cstheme="majorBidi"/>
+          <w:b/>
+          <w:bCs/>
+          <w:color w:val="1E7648"/>
+          <w:sz w:val="24"/>
+          <w:szCs w:val="24"/>
+        </w:rPr>
+        <w:t xml:space="preserve">{p </w:t>
+      </w:r>
+      <w:r>
+        <w:rPr>
+          <w:rFonts w:ascii="思源黑体 CN Bold" w:eastAsia="思源黑体 CN Bold" w:hAnsi="思源黑体 CN Bold" w:cstheme="majorBidi" w:hint="eastAsia"/>
+          <w:b/>
+          <w:bCs/>
+          <w:color w:val="1E7648"/>
+          <w:sz w:val="24"/>
+          <w:szCs w:val="24"/>
+        </w:rPr>
+        <w:t>sub</w:t>
+      </w:r>
+      <w:r>
+        <w:rPr>
+          <w:rFonts w:ascii="思源黑体 CN Bold" w:eastAsia="思源黑体 CN Bold" w:hAnsi="思源黑体 CN Bold" w:cstheme="majorBidi"/>
+          <w:b/>
+          <w:bCs/>
+          <w:color w:val="1E7648"/>
+          <w:sz w:val="24"/>
+          <w:szCs w:val="24"/>
+        </w:rPr>
+        <w:t>doc.</w:t>
+      </w:r>
+      <w:r>
+        <w:rPr>
+          <w:rFonts w:ascii="思源黑体 CN Bold" w:eastAsia="思源黑体 CN Bold" w:hAnsi="思源黑体 CN Bold" w:cstheme="majorBidi"/>
+          <w:b/>
+          <w:bCs/>
+          <w:color w:val="1E7648"/>
+          <w:sz w:val="24"/>
+          <w:szCs w:val="24"/>
+        </w:rPr>
+        <w:t>dyn_2_Detailed_InterpretationSomatic_I_II</w:t>
+      </w:r>
+      <w:r>
+        <w:rPr>
+          <w:rFonts w:ascii="思源黑体 CN Bold" w:eastAsia="思源黑体 CN Bold" w:hAnsi="思源黑体 CN Bold" w:cstheme="majorBidi"/>
+          <w:b/>
+          <w:bCs/>
+          <w:color w:val="1E7648"/>
+          <w:sz w:val="24"/>
+          <w:szCs w:val="24"/>
+        </w:rPr>
+        <w:t>}}</w:t>
+      </w:r>
+    </w:p>
+    <w:p>
+      <w:pPr>
+        <w:rPr>
+          <w:rFonts w:ascii="思源黑体 CN Light" w:eastAsia="思源黑体 CN Light" w:hAnsi="思源黑体 CN Light"/>
+          <w:color w:val="595959" w:themeColor="text1" w:themeTint="A6"/>
+          <w:sz w:val="13"/>
+          <w:szCs w:val="13"/>
+        </w:rPr>
+      </w:pPr>
       <w:r>
         <w:rPr>
           <w:rFonts w:ascii="思源黑体 CN Light" w:eastAsia="思源黑体 CN Light" w:hAnsi="思源黑体 CN Light" w:hint="eastAsia"/>
@@ -3127,9 +3108,171 @@
           <w:szCs w:val="13"/>
           <w:highlight w:val="magenta"/>
         </w:rPr>
-        <w:t>page_</w:t>
-      </w:r>
-      <w:proofErr w:type="gramStart"/>
+        <w:t>{{r page_break }}</w:t>
+      </w:r>
+    </w:p>
+    <w:p>
+      <w:pPr>
+        <w:pStyle w:val="2"/>
+        <w:spacing w:before="0" w:after="0" w:line="240" w:lineRule="auto"/>
+        <w:rPr>
+          <w:rFonts w:ascii="思源黑体 CN Bold" w:eastAsia="思源黑体 CN Bold" w:hAnsi="思源黑体 CN Bold"/>
+          <w:color w:val="1E7648"/>
+          <w:sz w:val="24"/>
+          <w:szCs w:val="24"/>
+        </w:rPr>
+      </w:pPr>
+      <w:r>
+        <w:rPr>
+          <w:rFonts w:ascii="思源黑体 CN Bold" w:eastAsia="思源黑体 CN Bold" w:hAnsi="思源黑体 CN Bold"/>
+          <w:color w:val="1E7648"/>
+          <w:sz w:val="24"/>
+          <w:szCs w:val="24"/>
+        </w:rPr>
+        <w:t>&gt;</w:t>
+      </w:r>
+      <w:r>
+        <w:rPr>
+          <w:rFonts w:ascii="思源黑体 CN Bold" w:eastAsia="思源黑体 CN Bold" w:hAnsi="思源黑体 CN Bold" w:hint="eastAsia"/>
+          <w:color w:val="1E7648"/>
+          <w:sz w:val="24"/>
+          <w:szCs w:val="24"/>
+        </w:rPr>
+        <w:t xml:space="preserve">2.3 </w:t>
+      </w:r>
+      <w:r>
+        <w:rPr>
+          <w:rFonts w:ascii="思源黑体 CN Bold" w:eastAsia="思源黑体 CN Bold" w:hAnsi="思源黑体 CN Bold" w:hint="eastAsia"/>
+          <w:color w:val="1E7648"/>
+          <w:sz w:val="24"/>
+          <w:szCs w:val="24"/>
+        </w:rPr>
+        <w:t>可能与肿瘤发生发展相关</w:t>
+      </w:r>
+      <w:r>
+        <w:rPr>
+          <w:rFonts w:ascii="思源黑体 CN Bold" w:eastAsia="思源黑体 CN Bold" w:hAnsi="思源黑体 CN Bold" w:hint="eastAsia"/>
+          <w:color w:val="1E7648"/>
+          <w:sz w:val="24"/>
+          <w:szCs w:val="24"/>
+        </w:rPr>
+        <w:t>的</w:t>
+      </w:r>
+      <w:r>
+        <w:rPr>
+          <w:rFonts w:ascii="思源黑体 CN Bold" w:eastAsia="思源黑体 CN Bold" w:hAnsi="思源黑体 CN Bold" w:hint="eastAsia"/>
+          <w:color w:val="1E7648"/>
+          <w:sz w:val="24"/>
+          <w:szCs w:val="24"/>
+        </w:rPr>
+        <w:t>变异</w:t>
+      </w:r>
+      <w:r>
+        <w:rPr>
+          <w:rFonts w:ascii="思源黑体 CN Bold" w:eastAsia="思源黑体 CN Bold" w:hAnsi="思源黑体 CN Bold" w:hint="eastAsia"/>
+          <w:color w:val="1E7648"/>
+          <w:sz w:val="24"/>
+          <w:szCs w:val="24"/>
+        </w:rPr>
+        <w:t>详细</w:t>
+      </w:r>
+      <w:r>
+        <w:rPr>
+          <w:rFonts w:ascii="思源黑体 CN Bold" w:eastAsia="思源黑体 CN Bold" w:hAnsi="思源黑体 CN Bold" w:hint="eastAsia"/>
+          <w:color w:val="1E7648"/>
+          <w:sz w:val="24"/>
+          <w:szCs w:val="24"/>
+        </w:rPr>
+        <w:t>解读</w:t>
+      </w:r>
+    </w:p>
+    <w:p>
+      <w:pPr>
+        <w:rPr>
+          <w:rFonts w:ascii="思源黑体 CN Bold" w:eastAsia="思源黑体 CN Bold" w:hAnsi="思源黑体 CN Bold" w:cstheme="majorBidi"/>
+          <w:b/>
+          <w:bCs/>
+          <w:color w:val="1E7648"/>
+          <w:sz w:val="24"/>
+          <w:szCs w:val="24"/>
+        </w:rPr>
+      </w:pPr>
+      <w:r>
+        <w:rPr>
+          <w:rFonts w:ascii="思源黑体 CN Bold" w:eastAsia="思源黑体 CN Bold" w:hAnsi="思源黑体 CN Bold" w:cstheme="majorBidi" w:hint="eastAsia"/>
+          <w:b/>
+          <w:bCs/>
+          <w:color w:val="1E7648"/>
+          <w:sz w:val="24"/>
+          <w:szCs w:val="24"/>
+        </w:rPr>
+        <w:t>{</w:t>
+      </w:r>
+      <w:r>
+        <w:rPr>
+          <w:rFonts w:ascii="思源黑体 CN Bold" w:eastAsia="思源黑体 CN Bold" w:hAnsi="思源黑体 CN Bold" w:cstheme="majorBidi"/>
+          <w:b/>
+          <w:bCs/>
+          <w:color w:val="1E7648"/>
+          <w:sz w:val="24"/>
+          <w:szCs w:val="24"/>
+        </w:rPr>
+        <w:t xml:space="preserve">{p </w:t>
+      </w:r>
+      <w:r>
+        <w:rPr>
+          <w:rFonts w:ascii="思源黑体 CN Bold" w:eastAsia="思源黑体 CN Bold" w:hAnsi="思源黑体 CN Bold" w:cstheme="majorBidi" w:hint="eastAsia"/>
+          <w:b/>
+          <w:bCs/>
+          <w:color w:val="1E7648"/>
+          <w:sz w:val="24"/>
+          <w:szCs w:val="24"/>
+        </w:rPr>
+        <w:t>sub</w:t>
+      </w:r>
+      <w:r>
+        <w:rPr>
+          <w:rFonts w:ascii="思源黑体 CN Bold" w:eastAsia="思源黑体 CN Bold" w:hAnsi="思源黑体 CN Bold" w:cstheme="majorBidi"/>
+          <w:b/>
+          <w:bCs/>
+          <w:color w:val="1E7648"/>
+          <w:sz w:val="24"/>
+          <w:szCs w:val="24"/>
+        </w:rPr>
+        <w:t>doc.</w:t>
+      </w:r>
+      <w:r>
+        <w:rPr>
+          <w:rFonts w:ascii="思源黑体 CN Bold" w:eastAsia="思源黑体 CN Bold" w:hAnsi="思源黑体 CN Bold" w:cstheme="majorBidi"/>
+          <w:b/>
+          <w:bCs/>
+          <w:color w:val="1E7648"/>
+          <w:sz w:val="24"/>
+          <w:szCs w:val="24"/>
+        </w:rPr>
+        <w:t>dyn_2_Detailed_InterpretationSomatic_onconodrug</w:t>
+      </w:r>
+      <w:r>
+        <w:rPr>
+          <w:rFonts w:ascii="思源黑体 CN Bold" w:eastAsia="思源黑体 CN Bold" w:hAnsi="思源黑体 CN Bold" w:cstheme="majorBidi"/>
+          <w:b/>
+          <w:bCs/>
+          <w:color w:val="1E7648"/>
+          <w:sz w:val="24"/>
+          <w:szCs w:val="24"/>
+        </w:rPr>
+        <w:t>}}</w:t>
+      </w:r>
+    </w:p>
+    <w:p>
+      <w:pPr>
+        <w:rPr>
+          <w:rFonts w:ascii="思源黑体 CN Light" w:eastAsia="思源黑体 CN Light" w:hAnsi="思源黑体 CN Light"/>
+          <w:color w:val="595959" w:themeColor="text1" w:themeTint="A6"/>
+          <w:sz w:val="13"/>
+          <w:szCs w:val="13"/>
+        </w:rPr>
+      </w:pPr>
       <w:r>
         <w:rPr>
           <w:rFonts w:ascii="思源黑体 CN Light" w:eastAsia="思源黑体 CN Light" w:hAnsi="思源黑体 CN Light" w:hint="eastAsia"/>
@@ -3138,445 +3281,7 @@
           <w:szCs w:val="13"/>
           <w:highlight w:val="magenta"/>
         </w:rPr>
-        <w:t>break</w:t>
-      </w:r>
-      <w:proofErr w:type="spellEnd"/>
-      <w:r>
-        <w:rPr>
-          <w:rFonts w:ascii="思源黑体 CN Light" w:eastAsia="思源黑体 CN Light" w:hAnsi="思源黑体 CN Light" w:hint="eastAsia"/>
-          <w:color w:val="595959" w:themeColor="text1" w:themeTint="A6"/>
-          <w:sz w:val="13"/>
-          <w:szCs w:val="13"/>
-          <w:highlight w:val="magenta"/>
-        </w:rPr>
-        <w:t xml:space="preserve"> }</w:t>
-      </w:r>
-      <w:proofErr w:type="gramEnd"/>
-      <w:r>
-        <w:rPr>
-          <w:rFonts w:ascii="思源黑体 CN Light" w:eastAsia="思源黑体 CN Light" w:hAnsi="思源黑体 CN Light" w:hint="eastAsia"/>
-          <w:color w:val="595959" w:themeColor="text1" w:themeTint="A6"/>
-          <w:sz w:val="13"/>
-          <w:szCs w:val="13"/>
-          <w:highlight w:val="magenta"/>
-        </w:rPr>
-        <w:t>}</w:t>
-      </w:r>
-    </w:p>
-    <w:p>
-      <w:pPr>
-        <w:pStyle w:val="2"/>
-        <w:spacing w:before="0" w:after="0" w:line="240" w:lineRule="auto"/>
-        <w:rPr>
-          <w:rFonts w:ascii="思源黑体 CN Bold" w:eastAsia="思源黑体 CN Bold" w:hAnsi="思源黑体 CN Bold"/>
-          <w:color w:val="1E7648"/>
-          <w:sz w:val="24"/>
-          <w:szCs w:val="24"/>
-        </w:rPr>
-      </w:pPr>
-      <w:r>
-        <w:rPr>
-          <w:rFonts w:ascii="思源黑体 CN Bold" w:eastAsia="思源黑体 CN Bold" w:hAnsi="思源黑体 CN Bold"/>
-          <w:color w:val="1E7648"/>
-          <w:sz w:val="24"/>
-          <w:szCs w:val="24"/>
-        </w:rPr>
-        <w:t>&gt;</w:t>
-      </w:r>
-      <w:r>
-        <w:rPr>
-          <w:rFonts w:ascii="思源黑体 CN Bold" w:eastAsia="思源黑体 CN Bold" w:hAnsi="思源黑体 CN Bold" w:hint="eastAsia"/>
-          <w:color w:val="1E7648"/>
-          <w:sz w:val="24"/>
-          <w:szCs w:val="24"/>
-        </w:rPr>
-        <w:t xml:space="preserve">2.2 </w:t>
-      </w:r>
-      <w:r>
-        <w:rPr>
-          <w:rFonts w:ascii="思源黑体 CN Bold" w:eastAsia="思源黑体 CN Bold" w:hAnsi="思源黑体 CN Bold" w:hint="eastAsia"/>
-          <w:color w:val="1E7648"/>
-          <w:sz w:val="24"/>
-          <w:szCs w:val="24"/>
-        </w:rPr>
-        <w:t>具有临床意义的变异</w:t>
-      </w:r>
-      <w:r>
-        <w:rPr>
-          <w:rFonts w:ascii="思源黑体 CN Bold" w:eastAsia="思源黑体 CN Bold" w:hAnsi="思源黑体 CN Bold" w:hint="eastAsia"/>
-          <w:color w:val="1E7648"/>
-          <w:sz w:val="24"/>
-          <w:szCs w:val="24"/>
-        </w:rPr>
-        <w:t>详细</w:t>
-      </w:r>
-      <w:r>
-        <w:rPr>
-          <w:rFonts w:ascii="思源黑体 CN Bold" w:eastAsia="思源黑体 CN Bold" w:hAnsi="思源黑体 CN Bold" w:hint="eastAsia"/>
-          <w:color w:val="1E7648"/>
-          <w:sz w:val="24"/>
-          <w:szCs w:val="24"/>
-        </w:rPr>
-        <w:t>解读</w:t>
-      </w:r>
-    </w:p>
-    <w:p>
-      <w:pPr>
-        <w:rPr>
-          <w:rFonts w:ascii="思源黑体 CN Bold" w:eastAsia="思源黑体 CN Bold" w:hAnsi="思源黑体 CN Bold" w:cstheme="majorBidi"/>
-          <w:b/>
-          <w:bCs/>
-          <w:color w:val="1E7648"/>
-          <w:sz w:val="24"/>
-          <w:szCs w:val="24"/>
-        </w:rPr>
-      </w:pPr>
-      <w:r>
-        <w:rPr>
-          <w:rFonts w:ascii="思源黑体 CN Bold" w:eastAsia="思源黑体 CN Bold" w:hAnsi="思源黑体 CN Bold" w:cstheme="majorBidi" w:hint="eastAsia"/>
-          <w:b/>
-          <w:bCs/>
-          <w:color w:val="1E7648"/>
-          <w:sz w:val="24"/>
-          <w:szCs w:val="24"/>
-        </w:rPr>
-        <w:t>{</w:t>
-      </w:r>
-      <w:r>
-        <w:rPr>
-          <w:rFonts w:ascii="思源黑体 CN Bold" w:eastAsia="思源黑体 CN Bold" w:hAnsi="思源黑体 CN Bold" w:cstheme="majorBidi"/>
-          <w:b/>
-          <w:bCs/>
-          <w:color w:val="1E7648"/>
-          <w:sz w:val="24"/>
-          <w:szCs w:val="24"/>
-        </w:rPr>
-        <w:t xml:space="preserve">{p </w:t>
-      </w:r>
-      <w:r>
-        <w:rPr>
-          <w:rFonts w:ascii="思源黑体 CN Bold" w:eastAsia="思源黑体 CN Bold" w:hAnsi="思源黑体 CN Bold" w:cstheme="majorBidi" w:hint="eastAsia"/>
-          <w:b/>
-          <w:bCs/>
-          <w:color w:val="1E7648"/>
-          <w:sz w:val="24"/>
-          <w:szCs w:val="24"/>
-        </w:rPr>
-        <w:t>sub</w:t>
-      </w:r>
-      <w:r>
-        <w:rPr>
-          <w:rFonts w:ascii="思源黑体 CN Bold" w:eastAsia="思源黑体 CN Bold" w:hAnsi="思源黑体 CN Bold" w:cstheme="majorBidi"/>
-          <w:b/>
-          <w:bCs/>
-          <w:color w:val="1E7648"/>
-          <w:sz w:val="24"/>
-          <w:szCs w:val="24"/>
-        </w:rPr>
-        <w:t>doc.</w:t>
-      </w:r>
-      <w:r>
-        <w:rPr>
-          <w:rFonts w:ascii="思源黑体 CN Bold" w:eastAsia="思源黑体 CN Bold" w:hAnsi="思源黑体 CN Bold" w:cstheme="majorBidi"/>
-          <w:b/>
-          <w:bCs/>
-          <w:color w:val="1E7648"/>
-          <w:sz w:val="24"/>
-          <w:szCs w:val="24"/>
-        </w:rPr>
-        <w:t>dyn_2_Detailed_InterpretationSomatic_I_II</w:t>
-      </w:r>
-      <w:r>
-        <w:rPr>
-          <w:rFonts w:ascii="思源黑体 CN Bold" w:eastAsia="思源黑体 CN Bold" w:hAnsi="思源黑体 CN Bold" w:cstheme="majorBidi"/>
-          <w:b/>
-          <w:bCs/>
-          <w:color w:val="1E7648"/>
-          <w:sz w:val="24"/>
-          <w:szCs w:val="24"/>
-        </w:rPr>
-        <w:t>}}</w:t>
-      </w:r>
-    </w:p>
-    <w:p>
-      <w:pPr>
-        <w:rPr>
-          <w:rFonts w:ascii="思源黑体 CN Light" w:eastAsia="思源黑体 CN Light" w:hAnsi="思源黑体 CN Light"/>
-          <w:color w:val="595959" w:themeColor="text1" w:themeTint="A6"/>
-          <w:sz w:val="13"/>
-          <w:szCs w:val="13"/>
-        </w:rPr>
-      </w:pPr>
-      <w:r>
-        <w:rPr>
-          <w:rFonts w:ascii="思源黑体 CN Light" w:eastAsia="思源黑体 CN Light" w:hAnsi="思源黑体 CN Light" w:hint="eastAsia"/>
-          <w:color w:val="595959" w:themeColor="text1" w:themeTint="A6"/>
-          <w:sz w:val="13"/>
-          <w:szCs w:val="13"/>
-          <w:highlight w:val="magenta"/>
-        </w:rPr>
-        <w:t xml:space="preserve">{{r </w:t>
-      </w:r>
-      <w:proofErr w:type="spellStart"/>
-      <w:r>
-        <w:rPr>
-          <w:rFonts w:ascii="思源黑体 CN Light" w:eastAsia="思源黑体 CN Light" w:hAnsi="思源黑体 CN Light" w:hint="eastAsia"/>
-          <w:color w:val="595959" w:themeColor="text1" w:themeTint="A6"/>
-          <w:sz w:val="13"/>
-          <w:szCs w:val="13"/>
-          <w:highlight w:val="magenta"/>
-        </w:rPr>
-        <w:t>page_</w:t>
-      </w:r>
-      <w:proofErr w:type="gramStart"/>
-      <w:r>
-        <w:rPr>
-          <w:rFonts w:ascii="思源黑体 CN Light" w:eastAsia="思源黑体 CN Light" w:hAnsi="思源黑体 CN Light" w:hint="eastAsia"/>
-          <w:color w:val="595959" w:themeColor="text1" w:themeTint="A6"/>
-          <w:sz w:val="13"/>
-          <w:szCs w:val="13"/>
-          <w:highlight w:val="magenta"/>
-        </w:rPr>
-        <w:t>break</w:t>
-      </w:r>
-      <w:proofErr w:type="spellEnd"/>
-      <w:r>
-        <w:rPr>
-          <w:rFonts w:ascii="思源黑体 CN Light" w:eastAsia="思源黑体 CN Light" w:hAnsi="思源黑体 CN Light" w:hint="eastAsia"/>
-          <w:color w:val="595959" w:themeColor="text1" w:themeTint="A6"/>
-          <w:sz w:val="13"/>
-          <w:szCs w:val="13"/>
-          <w:highlight w:val="magenta"/>
-        </w:rPr>
-        <w:t xml:space="preserve"> }</w:t>
-      </w:r>
-      <w:proofErr w:type="gramEnd"/>
-      <w:r>
-        <w:rPr>
-          <w:rFonts w:ascii="思源黑体 CN Light" w:eastAsia="思源黑体 CN Light" w:hAnsi="思源黑体 CN Light" w:hint="eastAsia"/>
-          <w:color w:val="595959" w:themeColor="text1" w:themeTint="A6"/>
-          <w:sz w:val="13"/>
-          <w:szCs w:val="13"/>
-          <w:highlight w:val="magenta"/>
-        </w:rPr>
-        <w:t>}</w:t>
-      </w:r>
-    </w:p>
-    <w:p>
-      <w:pPr>
-        <w:pStyle w:val="2"/>
-        <w:spacing w:before="0" w:after="0" w:line="240" w:lineRule="auto"/>
-        <w:rPr>
-          <w:rFonts w:ascii="思源黑体 CN Bold" w:eastAsia="思源黑体 CN Bold" w:hAnsi="思源黑体 CN Bold"/>
-          <w:color w:val="1E7648"/>
-          <w:sz w:val="24"/>
-          <w:szCs w:val="24"/>
-        </w:rPr>
-      </w:pPr>
-      <w:r>
-        <w:rPr>
-          <w:rFonts w:ascii="思源黑体 CN Bold" w:eastAsia="思源黑体 CN Bold" w:hAnsi="思源黑体 CN Bold"/>
-          <w:color w:val="1E7648"/>
-          <w:sz w:val="24"/>
-          <w:szCs w:val="24"/>
-        </w:rPr>
-        <w:t>&gt;</w:t>
-      </w:r>
-      <w:r>
-        <w:rPr>
-          <w:rFonts w:ascii="思源黑体 CN Bold" w:eastAsia="思源黑体 CN Bold" w:hAnsi="思源黑体 CN Bold" w:hint="eastAsia"/>
-          <w:color w:val="1E7648"/>
-          <w:sz w:val="24"/>
-          <w:szCs w:val="24"/>
-        </w:rPr>
-        <w:t xml:space="preserve">2.3 </w:t>
-      </w:r>
-      <w:r>
-        <w:rPr>
-          <w:rFonts w:ascii="思源黑体 CN Bold" w:eastAsia="思源黑体 CN Bold" w:hAnsi="思源黑体 CN Bold" w:hint="eastAsia"/>
-          <w:color w:val="1E7648"/>
-          <w:sz w:val="24"/>
-          <w:szCs w:val="24"/>
-        </w:rPr>
-        <w:t>可能与肿瘤发生发展相关</w:t>
-      </w:r>
-      <w:r>
-        <w:rPr>
-          <w:rFonts w:ascii="思源黑体 CN Bold" w:eastAsia="思源黑体 CN Bold" w:hAnsi="思源黑体 CN Bold" w:hint="eastAsia"/>
-          <w:color w:val="1E7648"/>
-          <w:sz w:val="24"/>
-          <w:szCs w:val="24"/>
-        </w:rPr>
-        <w:t>的</w:t>
-      </w:r>
-      <w:r>
-        <w:rPr>
-          <w:rFonts w:ascii="思源黑体 CN Bold" w:eastAsia="思源黑体 CN Bold" w:hAnsi="思源黑体 CN Bold" w:hint="eastAsia"/>
-          <w:color w:val="1E7648"/>
-          <w:sz w:val="24"/>
-          <w:szCs w:val="24"/>
-        </w:rPr>
-        <w:t>变异</w:t>
-      </w:r>
-      <w:r>
-        <w:rPr>
-          <w:rFonts w:ascii="思源黑体 CN Bold" w:eastAsia="思源黑体 CN Bold" w:hAnsi="思源黑体 CN Bold" w:hint="eastAsia"/>
-          <w:color w:val="1E7648"/>
-          <w:sz w:val="24"/>
-          <w:szCs w:val="24"/>
-        </w:rPr>
-        <w:t>详细</w:t>
-      </w:r>
-      <w:r>
-        <w:rPr>
-          <w:rFonts w:ascii="思源黑体 CN Bold" w:eastAsia="思源黑体 CN Bold" w:hAnsi="思源黑体 CN Bold" w:hint="eastAsia"/>
-          <w:color w:val="1E7648"/>
-          <w:sz w:val="24"/>
-          <w:szCs w:val="24"/>
-        </w:rPr>
-        <w:t>解读</w:t>
-      </w:r>
-    </w:p>
-    <w:p>
-      <w:pPr>
-        <w:rPr>
-          <w:rFonts w:ascii="思源黑体 CN Bold" w:eastAsia="思源黑体 CN Bold" w:hAnsi="思源黑体 CN Bold" w:cstheme="majorBidi"/>
-          <w:b/>
-          <w:bCs/>
-          <w:color w:val="1E7648"/>
-          <w:sz w:val="24"/>
-          <w:szCs w:val="24"/>
-        </w:rPr>
-      </w:pPr>
-      <w:r>
-        <w:rPr>
-          <w:rFonts w:ascii="思源黑体 CN Bold" w:eastAsia="思源黑体 CN Bold" w:hAnsi="思源黑体 CN Bold" w:cstheme="majorBidi" w:hint="eastAsia"/>
-          <w:b/>
-          <w:bCs/>
-          <w:color w:val="1E7648"/>
-          <w:sz w:val="24"/>
-          <w:szCs w:val="24"/>
-        </w:rPr>
-        <w:t>{</w:t>
-      </w:r>
-      <w:r>
-        <w:rPr>
-          <w:rFonts w:ascii="思源黑体 CN Bold" w:eastAsia="思源黑体 CN Bold" w:hAnsi="思源黑体 CN Bold" w:cstheme="majorBidi"/>
-          <w:b/>
-          <w:bCs/>
-          <w:color w:val="1E7648"/>
-          <w:sz w:val="24"/>
-          <w:szCs w:val="24"/>
-        </w:rPr>
-        <w:t xml:space="preserve">{p </w:t>
-      </w:r>
-      <w:r>
-        <w:rPr>
-          <w:rFonts w:ascii="思源黑体 CN Bold" w:eastAsia="思源黑体 CN Bold" w:hAnsi="思源黑体 CN Bold" w:cstheme="majorBidi" w:hint="eastAsia"/>
-          <w:b/>
-          <w:bCs/>
-          <w:color w:val="1E7648"/>
-          <w:sz w:val="24"/>
-          <w:szCs w:val="24"/>
-        </w:rPr>
-        <w:t>sub</w:t>
-      </w:r>
-      <w:r>
-        <w:rPr>
-          <w:rFonts w:ascii="思源黑体 CN Bold" w:eastAsia="思源黑体 CN Bold" w:hAnsi="思源黑体 CN Bold" w:cstheme="majorBidi"/>
-          <w:b/>
-          <w:bCs/>
-          <w:color w:val="1E7648"/>
-          <w:sz w:val="24"/>
-          <w:szCs w:val="24"/>
-        </w:rPr>
-        <w:t>doc.</w:t>
-      </w:r>
-      <w:r>
-        <w:rPr>
-          <w:rFonts w:ascii="思源黑体 CN Bold" w:eastAsia="思源黑体 CN Bold" w:hAnsi="思源黑体 CN Bold" w:cstheme="majorBidi"/>
-          <w:b/>
-          <w:bCs/>
-          <w:color w:val="1E7648"/>
-          <w:sz w:val="24"/>
-          <w:szCs w:val="24"/>
-        </w:rPr>
-        <w:t>dyn_2_Detailed_InterpretationSomatic_onconodrug</w:t>
-      </w:r>
-      <w:r>
-        <w:rPr>
-          <w:rFonts w:ascii="思源黑体 CN Bold" w:eastAsia="思源黑体 CN Bold" w:hAnsi="思源黑体 CN Bold" w:cstheme="majorBidi"/>
-          <w:b/>
-          <w:bCs/>
-          <w:color w:val="1E7648"/>
-          <w:sz w:val="24"/>
-          <w:szCs w:val="24"/>
-        </w:rPr>
-        <w:t>}}</w:t>
-      </w:r>
-    </w:p>
-    <w:p>
-      <w:pPr>
-        <w:rPr>
-          <w:rFonts w:ascii="思源黑体 CN Light" w:eastAsia="思源黑体 CN Light" w:hAnsi="思源黑体 CN Light"/>
-          <w:color w:val="595959" w:themeColor="text1" w:themeTint="A6"/>
-          <w:sz w:val="13"/>
-          <w:szCs w:val="13"/>
-        </w:rPr>
-      </w:pPr>
-      <w:r>
-        <w:rPr>
-          <w:rFonts w:ascii="思源黑体 CN Light" w:eastAsia="思源黑体 CN Light" w:hAnsi="思源黑体 CN Light" w:hint="eastAsia"/>
-          <w:color w:val="595959" w:themeColor="text1" w:themeTint="A6"/>
-          <w:sz w:val="13"/>
-          <w:szCs w:val="13"/>
-          <w:highlight w:val="magenta"/>
-        </w:rPr>
-        <w:t xml:space="preserve">{{r </w:t>
-      </w:r>
-      <w:proofErr w:type="spellStart"/>
-      <w:r>
-        <w:rPr>
-          <w:rFonts w:ascii="思源黑体 CN Light" w:eastAsia="思源黑体 CN Light" w:hAnsi="思源黑体 CN Light" w:hint="eastAsia"/>
-          <w:color w:val="595959" w:themeColor="text1" w:themeTint="A6"/>
-          <w:sz w:val="13"/>
-          <w:szCs w:val="13"/>
-          <w:highlight w:val="magenta"/>
-        </w:rPr>
-        <w:t>page_</w:t>
-      </w:r>
-      <w:proofErr w:type="gramStart"/>
-      <w:r>
-        <w:rPr>
-          <w:rFonts w:ascii="思源黑体 CN Light" w:eastAsia="思源黑体 CN Light" w:hAnsi="思源黑体 CN Light" w:hint="eastAsia"/>
-          <w:color w:val="595959" w:themeColor="text1" w:themeTint="A6"/>
-          <w:sz w:val="13"/>
-          <w:szCs w:val="13"/>
-          <w:highlight w:val="magenta"/>
-        </w:rPr>
-        <w:t>break</w:t>
-      </w:r>
-      <w:proofErr w:type="spellEnd"/>
-      <w:r>
-        <w:rPr>
-          <w:rFonts w:ascii="思源黑体 CN Light" w:eastAsia="思源黑体 CN Light" w:hAnsi="思源黑体 CN Light" w:hint="eastAsia"/>
-          <w:color w:val="595959" w:themeColor="text1" w:themeTint="A6"/>
-          <w:sz w:val="13"/>
-          <w:szCs w:val="13"/>
-          <w:highlight w:val="magenta"/>
-        </w:rPr>
-        <w:t xml:space="preserve"> }</w:t>
-      </w:r>
-      <w:proofErr w:type="gramEnd"/>
-      <w:r>
-        <w:rPr>
-          <w:rFonts w:ascii="思源黑体 CN Light" w:eastAsia="思源黑体 CN Light" w:hAnsi="思源黑体 CN Light" w:hint="eastAsia"/>
-          <w:color w:val="595959" w:themeColor="text1" w:themeTint="A6"/>
-          <w:sz w:val="13"/>
-          <w:szCs w:val="13"/>
-          <w:highlight w:val="magenta"/>
-        </w:rPr>
-        <w:t>}</w:t>
+        <w:t>{{r page_break }}</w:t>
       </w:r>
     </w:p>
     <w:tbl>
@@ -3691,7 +3396,7 @@
                     </wp:anchor>
                   </w:drawing>
                 </mc:Choice>
-                <mc:Fallback xmlns:w16du="http://schemas.microsoft.com/office/word/2023/wordml/word16du" xmlns:oel="http://schemas.microsoft.com/office/2019/extlst">
+                <mc:Fallback xmlns:oel="http://schemas.microsoft.com/office/2019/extlst" xmlns:w16du="http://schemas.microsoft.com/office/word/2023/wordml/word16du">
                   <w:pict>
                     <v:shape w14:anchorId="67380918" id="流程图: 接点 4" o:spid="_x0000_s1026" type="#_x0000_t120" style="position:absolute;left:0;text-align:left;margin-left:178.35pt;margin-top:3.25pt;width:24.65pt;height:25.15pt;z-index:-251619328;visibility:visible;mso-wrap-style:square;mso-wrap-distance-left:9pt;mso-wrap-distance-top:0;mso-wrap-distance-right:9pt;mso-wrap-distance-bottom:0;mso-position-horizontal:absolute;mso-position-horizontal-relative:text;mso-position-vertical:absolute;mso-position-vertical-relative:text;v-text-anchor:middle" o:gfxdata="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" fillcolor="#1e7648" stroked="f" strokeweight="1pt">
                       <v:stroke joinstyle="miter"/>
@@ -3819,7 +3524,7 @@
                     </wp:anchor>
                   </w:drawing>
                 </mc:Choice>
-                <mc:Fallback xmlns:w16du="http://schemas.microsoft.com/office/word/2023/wordml/word16du" xmlns:oel="http://schemas.microsoft.com/office/2019/extlst">
+                <mc:Fallback xmlns:oel="http://schemas.microsoft.com/office/2019/extlst" xmlns:w16du="http://schemas.microsoft.com/office/word/2023/wordml/word16du">
                   <w:pict>
                     <v:roundrect w14:anchorId="625F8BA5" id="矩形: 圆角 5" o:spid="_x0000_s1026" style="position:absolute;left:0;text-align:left;margin-left:-5.15pt;margin-top:3.2pt;width:109.5pt;height:25.3pt;z-index:-251620352;visibility:visible;mso-wrap-style:square;mso-wrap-distance-left:9pt;mso-wrap-distance-top:0;mso-wrap-distance-right:9pt;mso-wrap-distance-bottom:0;mso-position-horizontal:absolute;mso-position-horizontal-relative:margin;mso-position-vertical:absolute;mso-position-vertical-relative:text;v-text-anchor:middle" arcsize="10923f" o:gfxdata="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" fillcolor="#f2f2f2 [3052]" stroked="f" strokeweight="1pt">
                       <v:stroke joinstyle="miter"/>
@@ -3949,51 +3654,7 @@
           <w:szCs w:val="13"/>
           <w:highlight w:val="magenta"/>
         </w:rPr>
-        <w:t xml:space="preserve">{{r </w:t>
-      </w:r>
-      <w:proofErr w:type="spellStart"/>
-      <w:r>
-        <w:rPr>
-          <w:rFonts w:ascii="思源黑体 CN Light" w:eastAsia="思源黑体 CN Light" w:hAnsi="思源黑体 CN Light" w:hint="eastAsia"/>
-          <w:color w:val="595959" w:themeColor="text1" w:themeTint="A6"/>
-          <w:sz w:val="13"/>
-          <w:szCs w:val="13"/>
-          <w:highlight w:val="magenta"/>
-        </w:rPr>
-        <w:t>page_</w:t>
-      </w:r>
-      <w:proofErr w:type="gramStart"/>
-      <w:r>
-        <w:rPr>
-          <w:rFonts w:ascii="思源黑体 CN Light" w:eastAsia="思源黑体 CN Light" w:hAnsi="思源黑体 CN Light" w:hint="eastAsia"/>
-          <w:color w:val="595959" w:themeColor="text1" w:themeTint="A6"/>
-          <w:sz w:val="13"/>
-          <w:szCs w:val="13"/>
-          <w:highlight w:val="magenta"/>
-        </w:rPr>
-        <w:t>break</w:t>
-      </w:r>
-      <w:proofErr w:type="spellEnd"/>
-      <w:r>
-        <w:rPr>
-          <w:rFonts w:ascii="思源黑体 CN Light" w:eastAsia="思源黑体 CN Light" w:hAnsi="思源黑体 CN Light" w:hint="eastAsia"/>
-          <w:color w:val="595959" w:themeColor="text1" w:themeTint="A6"/>
-          <w:sz w:val="13"/>
-          <w:szCs w:val="13"/>
-          <w:highlight w:val="magenta"/>
-        </w:rPr>
-        <w:t xml:space="preserve"> }</w:t>
-      </w:r>
-      <w:proofErr w:type="gramEnd"/>
-      <w:r>
-        <w:rPr>
-          <w:rFonts w:ascii="思源黑体 CN Light" w:eastAsia="思源黑体 CN Light" w:hAnsi="思源黑体 CN Light" w:hint="eastAsia"/>
-          <w:color w:val="595959" w:themeColor="text1" w:themeTint="A6"/>
-          <w:sz w:val="13"/>
-          <w:szCs w:val="13"/>
-          <w:highlight w:val="magenta"/>
-        </w:rPr>
-        <w:t>}</w:t>
+        <w:t>{{r page_break }}</w:t>
       </w:r>
     </w:p>
     <w:tbl>
@@ -4108,7 +3769,7 @@
                     </wp:anchor>
                   </w:drawing>
                 </mc:Choice>
-                <mc:Fallback xmlns:w16du="http://schemas.microsoft.com/office/word/2023/wordml/word16du" xmlns:oel="http://schemas.microsoft.com/office/2019/extlst">
+                <mc:Fallback xmlns:oel="http://schemas.microsoft.com/office/2019/extlst" xmlns:w16du="http://schemas.microsoft.com/office/word/2023/wordml/word16du">
                   <w:pict>
                     <v:shape w14:anchorId="5B5DDEF8" id="流程图: 接点 6" o:spid="_x0000_s1026" type="#_x0000_t120" style="position:absolute;left:0;text-align:left;margin-left:164.85pt;margin-top:3.25pt;width:24.65pt;height:25.15pt;z-index:-251616256;visibility:visible;mso-wrap-style:square;mso-wrap-distance-left:9pt;mso-wrap-distance-top:0;mso-wrap-distance-right:9pt;mso-wrap-distance-bottom:0;mso-position-horizontal:absolute;mso-position-horizontal-relative:text;mso-position-vertical:absolute;mso-position-vertical-relative:text;v-text-anchor:middle" o:gfxdata="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" fillcolor="#1e7648" stroked="f" strokeweight="1pt">
                       <v:stroke joinstyle="miter"/>
@@ -4236,7 +3897,7 @@
                     </wp:anchor>
                   </w:drawing>
                 </mc:Choice>
-                <mc:Fallback xmlns:w16du="http://schemas.microsoft.com/office/word/2023/wordml/word16du" xmlns:oel="http://schemas.microsoft.com/office/2019/extlst">
+                <mc:Fallback xmlns:oel="http://schemas.microsoft.com/office/2019/extlst" xmlns:w16du="http://schemas.microsoft.com/office/word/2023/wordml/word16du">
                   <w:pict>
                     <v:roundrect w14:anchorId="1AC0CCA9" id="矩形: 圆角 7" o:spid="_x0000_s1026" style="position:absolute;left:0;text-align:left;margin-left:-5.15pt;margin-top:3.2pt;width:138.75pt;height:25.3pt;z-index:-251617280;visibility:visible;mso-wrap-style:square;mso-wrap-distance-left:9pt;mso-wrap-distance-top:0;mso-wrap-distance-right:9pt;mso-wrap-distance-bottom:0;mso-position-horizontal:absolute;mso-position-horizontal-relative:margin;mso-position-vertical:absolute;mso-position-vertical-relative:text;v-text-anchor:middle" arcsize="10923f" o:gfxdata="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" fillcolor="#f2f2f2 [3052]" stroked="f" strokeweight="1pt">
                       <v:stroke joinstyle="miter"/>
@@ -4366,51 +4027,7 @@
           <w:szCs w:val="13"/>
           <w:highlight w:val="magenta"/>
         </w:rPr>
-        <w:t xml:space="preserve">{{r </w:t>
-      </w:r>
-      <w:proofErr w:type="spellStart"/>
-      <w:r>
-        <w:rPr>
-          <w:rFonts w:ascii="思源黑体 CN Light" w:eastAsia="思源黑体 CN Light" w:hAnsi="思源黑体 CN Light" w:hint="eastAsia"/>
-          <w:color w:val="595959" w:themeColor="text1" w:themeTint="A6"/>
-          <w:sz w:val="13"/>
-          <w:szCs w:val="13"/>
-          <w:highlight w:val="magenta"/>
-        </w:rPr>
-        <w:t>page_</w:t>
-      </w:r>
-      <w:proofErr w:type="gramStart"/>
-      <w:r>
-        <w:rPr>
-          <w:rFonts w:ascii="思源黑体 CN Light" w:eastAsia="思源黑体 CN Light" w:hAnsi="思源黑体 CN Light" w:hint="eastAsia"/>
-          <w:color w:val="595959" w:themeColor="text1" w:themeTint="A6"/>
-          <w:sz w:val="13"/>
-          <w:szCs w:val="13"/>
-          <w:highlight w:val="magenta"/>
-        </w:rPr>
-        <w:t>break</w:t>
-      </w:r>
-      <w:proofErr w:type="spellEnd"/>
-      <w:r>
-        <w:rPr>
-          <w:rFonts w:ascii="思源黑体 CN Light" w:eastAsia="思源黑体 CN Light" w:hAnsi="思源黑体 CN Light" w:hint="eastAsia"/>
-          <w:color w:val="595959" w:themeColor="text1" w:themeTint="A6"/>
-          <w:sz w:val="13"/>
-          <w:szCs w:val="13"/>
-          <w:highlight w:val="magenta"/>
-        </w:rPr>
-        <w:t xml:space="preserve"> }</w:t>
-      </w:r>
-      <w:proofErr w:type="gramEnd"/>
-      <w:r>
-        <w:rPr>
-          <w:rFonts w:ascii="思源黑体 CN Light" w:eastAsia="思源黑体 CN Light" w:hAnsi="思源黑体 CN Light" w:hint="eastAsia"/>
-          <w:color w:val="595959" w:themeColor="text1" w:themeTint="A6"/>
-          <w:sz w:val="13"/>
-          <w:szCs w:val="13"/>
-          <w:highlight w:val="magenta"/>
-        </w:rPr>
-        <w:t>}</w:t>
+        <w:t>{{r page_break }}</w:t>
       </w:r>
     </w:p>
     <w:tbl>
@@ -4525,7 +4142,7 @@
                     </wp:anchor>
                   </w:drawing>
                 </mc:Choice>
-                <mc:Fallback xmlns:w16du="http://schemas.microsoft.com/office/word/2023/wordml/word16du" xmlns:oel="http://schemas.microsoft.com/office/2019/extlst">
+                <mc:Fallback xmlns:oel="http://schemas.microsoft.com/office/2019/extlst" xmlns:w16du="http://schemas.microsoft.com/office/word/2023/wordml/word16du">
                   <w:pict>
                     <v:shape w14:anchorId="30A0AA27" id="流程图: 接点 10" o:spid="_x0000_s1026" type="#_x0000_t120" style="position:absolute;left:0;text-align:left;margin-left:199.35pt;margin-top:3.25pt;width:24.65pt;height:25.15pt;z-index:-251613184;visibility:visible;mso-wrap-style:square;mso-wrap-distance-left:9pt;mso-wrap-distance-top:0;mso-wrap-distance-right:9pt;mso-wrap-distance-bottom:0;mso-position-horizontal:absolute;mso-position-horizontal-relative:text;mso-position-vertical:absolute;mso-position-vertical-relative:text;v-text-anchor:middle" o:gfxdata="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" fillcolor="#1e7648" stroked="f" strokeweight="1pt">
                       <v:stroke joinstyle="miter"/>
@@ -4664,7 +4281,7 @@
                     </wp:anchor>
                   </w:drawing>
                 </mc:Choice>
-                <mc:Fallback xmlns:w16du="http://schemas.microsoft.com/office/word/2023/wordml/word16du" xmlns:oel="http://schemas.microsoft.com/office/2019/extlst">
+                <mc:Fallback xmlns:oel="http://schemas.microsoft.com/office/2019/extlst" xmlns:w16du="http://schemas.microsoft.com/office/word/2023/wordml/word16du">
                   <w:pict>
                     <v:roundrect w14:anchorId="570EFD8E" id="矩形: 圆角 12" o:spid="_x0000_s1026" style="position:absolute;left:0;text-align:left;margin-left:-5.7pt;margin-top:3.25pt;width:71.3pt;height:25.3pt;z-index:-251614208;visibility:visible;mso-wrap-style:square;mso-wrap-distance-left:9pt;mso-wrap-distance-top:0;mso-wrap-distance-right:9pt;mso-wrap-distance-bottom:0;mso-position-horizontal:absolute;mso-position-horizontal-relative:margin;mso-position-vertical:absolute;mso-position-vertical-relative:text;v-text-anchor:middle" arcsize="10923f" o:gfxdata="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" fillcolor="#f2f2f2 [3052]" stroked="f" strokeweight="1pt">
                       <v:stroke joinstyle="miter"/>
@@ -4956,69 +4573,7 @@
                 <w:sz w:val="17"/>
                 <w:szCs w:val="17"/>
               </w:rPr>
-              <w:t xml:space="preserve">{%p if [sample, </w:t>
-            </w:r>
-            <w:proofErr w:type="spellStart"/>
-            <w:r>
-              <w:rPr>
-                <w:rFonts w:ascii="思源黑体 CN Normal" w:eastAsia="思源黑体 CN Normal" w:hAnsi="思源黑体 CN Normal" w:cs="思源黑体 CN Light"/>
-                <w:kern w:val="0"/>
-                <w:sz w:val="17"/>
-                <w:szCs w:val="17"/>
-              </w:rPr>
-              <w:t>lib_quality_control</w:t>
-            </w:r>
-            <w:proofErr w:type="spellEnd"/>
-            <w:r>
-              <w:rPr>
-                <w:rFonts w:ascii="思源黑体 CN Normal" w:eastAsia="思源黑体 CN Normal" w:hAnsi="思源黑体 CN Normal" w:cs="思源黑体 CN Light"/>
-                <w:kern w:val="0"/>
-                <w:sz w:val="17"/>
-                <w:szCs w:val="17"/>
-              </w:rPr>
-              <w:t>, “</w:t>
-            </w:r>
-            <w:proofErr w:type="spellStart"/>
-            <w:r>
-              <w:rPr>
-                <w:rFonts w:ascii="思源黑体 CN Normal" w:eastAsia="思源黑体 CN Normal" w:hAnsi="思源黑体 CN Normal" w:cs="思源黑体 CN Light"/>
-                <w:kern w:val="0"/>
-                <w:sz w:val="17"/>
-                <w:szCs w:val="17"/>
-              </w:rPr>
-              <w:t>tumor_content</w:t>
-            </w:r>
-            <w:proofErr w:type="spellEnd"/>
-            <w:proofErr w:type="gramStart"/>
-            <w:r>
-              <w:rPr>
-                <w:rFonts w:ascii="思源黑体 CN Normal" w:eastAsia="思源黑体 CN Normal" w:hAnsi="思源黑体 CN Normal" w:cs="思源黑体 CN Light"/>
-                <w:kern w:val="0"/>
-                <w:sz w:val="17"/>
-                <w:szCs w:val="17"/>
-              </w:rPr>
-              <w:t>”]|</w:t>
-            </w:r>
-            <w:proofErr w:type="spellStart"/>
-            <w:proofErr w:type="gramEnd"/>
-            <w:r>
-              <w:rPr>
-                <w:rFonts w:ascii="思源黑体 CN Normal" w:eastAsia="思源黑体 CN Normal" w:hAnsi="思源黑体 CN Normal" w:cs="思源黑体 CN Light"/>
-                <w:kern w:val="0"/>
-                <w:sz w:val="17"/>
-                <w:szCs w:val="17"/>
-              </w:rPr>
-              <w:t>get_tumor_content</w:t>
-            </w:r>
-            <w:proofErr w:type="spellEnd"/>
-            <w:r>
-              <w:rPr>
-                <w:rFonts w:ascii="思源黑体 CN Normal" w:eastAsia="思源黑体 CN Normal" w:hAnsi="思源黑体 CN Normal" w:cs="思源黑体 CN Light"/>
-                <w:kern w:val="0"/>
-                <w:sz w:val="17"/>
-                <w:szCs w:val="17"/>
-              </w:rPr>
-              <w:t>%}</w:t>
+              <w:t>{%p if [sample, lib_quality_control, “tumor_content”]|get_tumor_content%}</w:t>
             </w:r>
           </w:p>
           <w:p>
@@ -5040,69 +4595,7 @@
                 <w:sz w:val="17"/>
                 <w:szCs w:val="17"/>
               </w:rPr>
-              <w:t xml:space="preserve">{{[sample, </w:t>
-            </w:r>
-            <w:proofErr w:type="spellStart"/>
-            <w:r>
-              <w:rPr>
-                <w:rFonts w:ascii="思源黑体 CN Normal" w:eastAsia="思源黑体 CN Normal" w:hAnsi="思源黑体 CN Normal" w:cs="思源黑体 CN Light"/>
-                <w:kern w:val="0"/>
-                <w:sz w:val="17"/>
-                <w:szCs w:val="17"/>
-              </w:rPr>
-              <w:t>lib_quality_control</w:t>
-            </w:r>
-            <w:proofErr w:type="spellEnd"/>
-            <w:r>
-              <w:rPr>
-                <w:rFonts w:ascii="思源黑体 CN Normal" w:eastAsia="思源黑体 CN Normal" w:hAnsi="思源黑体 CN Normal" w:cs="思源黑体 CN Light"/>
-                <w:kern w:val="0"/>
-                <w:sz w:val="17"/>
-                <w:szCs w:val="17"/>
-              </w:rPr>
-              <w:t>, “</w:t>
-            </w:r>
-            <w:proofErr w:type="spellStart"/>
-            <w:r>
-              <w:rPr>
-                <w:rFonts w:ascii="思源黑体 CN Normal" w:eastAsia="思源黑体 CN Normal" w:hAnsi="思源黑体 CN Normal" w:cs="思源黑体 CN Light"/>
-                <w:kern w:val="0"/>
-                <w:sz w:val="17"/>
-                <w:szCs w:val="17"/>
-              </w:rPr>
-              <w:t>tumor_content</w:t>
-            </w:r>
-            <w:proofErr w:type="spellEnd"/>
-            <w:proofErr w:type="gramStart"/>
-            <w:r>
-              <w:rPr>
-                <w:rFonts w:ascii="思源黑体 CN Normal" w:eastAsia="思源黑体 CN Normal" w:hAnsi="思源黑体 CN Normal" w:cs="思源黑体 CN Light"/>
-                <w:kern w:val="0"/>
-                <w:sz w:val="17"/>
-                <w:szCs w:val="17"/>
-              </w:rPr>
-              <w:t>”]|</w:t>
-            </w:r>
-            <w:proofErr w:type="spellStart"/>
-            <w:proofErr w:type="gramEnd"/>
-            <w:r>
-              <w:rPr>
-                <w:rFonts w:ascii="思源黑体 CN Normal" w:eastAsia="思源黑体 CN Normal" w:hAnsi="思源黑体 CN Normal" w:cs="思源黑体 CN Light"/>
-                <w:kern w:val="0"/>
-                <w:sz w:val="17"/>
-                <w:szCs w:val="17"/>
-              </w:rPr>
-              <w:t>get_tumor_content</w:t>
-            </w:r>
-            <w:proofErr w:type="spellEnd"/>
-            <w:r>
-              <w:rPr>
-                <w:rFonts w:ascii="思源黑体 CN Normal" w:eastAsia="思源黑体 CN Normal" w:hAnsi="思源黑体 CN Normal" w:cs="思源黑体 CN Light"/>
-                <w:kern w:val="0"/>
-                <w:sz w:val="17"/>
-                <w:szCs w:val="17"/>
-              </w:rPr>
-              <w:t>}}</w:t>
+              <w:t>{{[sample, lib_quality_control, “tumor_content”]|get_tumor_content}}</w:t>
             </w:r>
           </w:p>
           <w:p>
@@ -5146,69 +4639,7 @@
                 <w:sz w:val="17"/>
                 <w:szCs w:val="17"/>
               </w:rPr>
-              <w:t xml:space="preserve">{%p if [sample, </w:t>
-            </w:r>
-            <w:proofErr w:type="spellStart"/>
-            <w:r>
-              <w:rPr>
-                <w:rFonts w:ascii="思源黑体 CN Normal" w:eastAsia="思源黑体 CN Normal" w:hAnsi="思源黑体 CN Normal" w:cs="思源黑体 CN Light"/>
-                <w:kern w:val="0"/>
-                <w:sz w:val="17"/>
-                <w:szCs w:val="17"/>
-              </w:rPr>
-              <w:t>lib_quality_control</w:t>
-            </w:r>
-            <w:proofErr w:type="spellEnd"/>
-            <w:r>
-              <w:rPr>
-                <w:rFonts w:ascii="思源黑体 CN Normal" w:eastAsia="思源黑体 CN Normal" w:hAnsi="思源黑体 CN Normal" w:cs="思源黑体 CN Light"/>
-                <w:kern w:val="0"/>
-                <w:sz w:val="17"/>
-                <w:szCs w:val="17"/>
-              </w:rPr>
-              <w:t>, “</w:t>
-            </w:r>
-            <w:proofErr w:type="spellStart"/>
-            <w:r>
-              <w:rPr>
-                <w:rFonts w:ascii="思源黑体 CN Normal" w:eastAsia="思源黑体 CN Normal" w:hAnsi="思源黑体 CN Normal" w:cs="思源黑体 CN Light"/>
-                <w:kern w:val="0"/>
-                <w:sz w:val="17"/>
-                <w:szCs w:val="17"/>
-              </w:rPr>
-              <w:t>tumor_content_macrodissection_performed</w:t>
-            </w:r>
-            <w:proofErr w:type="spellEnd"/>
-            <w:proofErr w:type="gramStart"/>
-            <w:r>
-              <w:rPr>
-                <w:rFonts w:ascii="思源黑体 CN Normal" w:eastAsia="思源黑体 CN Normal" w:hAnsi="思源黑体 CN Normal" w:cs="思源黑体 CN Light"/>
-                <w:kern w:val="0"/>
-                <w:sz w:val="17"/>
-                <w:szCs w:val="17"/>
-              </w:rPr>
-              <w:t>”]|</w:t>
-            </w:r>
-            <w:proofErr w:type="spellStart"/>
-            <w:proofErr w:type="gramEnd"/>
-            <w:r>
-              <w:rPr>
-                <w:rFonts w:ascii="思源黑体 CN Normal" w:eastAsia="思源黑体 CN Normal" w:hAnsi="思源黑体 CN Normal" w:cs="思源黑体 CN Light"/>
-                <w:kern w:val="0"/>
-                <w:sz w:val="17"/>
-                <w:szCs w:val="17"/>
-              </w:rPr>
-              <w:t>get_tumor_content</w:t>
-            </w:r>
-            <w:proofErr w:type="spellEnd"/>
-            <w:r>
-              <w:rPr>
-                <w:rFonts w:ascii="思源黑体 CN Normal" w:eastAsia="思源黑体 CN Normal" w:hAnsi="思源黑体 CN Normal" w:cs="思源黑体 CN Light"/>
-                <w:kern w:val="0"/>
-                <w:sz w:val="17"/>
-                <w:szCs w:val="17"/>
-              </w:rPr>
-              <w:t>%}</w:t>
+              <w:t>{%p if [sample, lib_quality_control, “tumor_content_macrodissection_performed”]|get_tumor_content%}</w:t>
             </w:r>
           </w:p>
           <w:p>
@@ -5239,69 +4670,7 @@
                 <w:sz w:val="17"/>
                 <w:szCs w:val="17"/>
               </w:rPr>
-              <w:t xml:space="preserve">{{[sample, </w:t>
-            </w:r>
-            <w:proofErr w:type="spellStart"/>
-            <w:r>
-              <w:rPr>
-                <w:rFonts w:ascii="思源黑体 CN Normal" w:eastAsia="思源黑体 CN Normal" w:hAnsi="思源黑体 CN Normal" w:cs="思源黑体 CN Light"/>
-                <w:kern w:val="0"/>
-                <w:sz w:val="17"/>
-                <w:szCs w:val="17"/>
-              </w:rPr>
-              <w:t>lib_quality_control</w:t>
-            </w:r>
-            <w:proofErr w:type="spellEnd"/>
-            <w:r>
-              <w:rPr>
-                <w:rFonts w:ascii="思源黑体 CN Normal" w:eastAsia="思源黑体 CN Normal" w:hAnsi="思源黑体 CN Normal" w:cs="思源黑体 CN Light"/>
-                <w:kern w:val="0"/>
-                <w:sz w:val="17"/>
-                <w:szCs w:val="17"/>
-              </w:rPr>
-              <w:t>, “</w:t>
-            </w:r>
-            <w:proofErr w:type="spellStart"/>
-            <w:r>
-              <w:rPr>
-                <w:rFonts w:ascii="思源黑体 CN Normal" w:eastAsia="思源黑体 CN Normal" w:hAnsi="思源黑体 CN Normal" w:cs="思源黑体 CN Light"/>
-                <w:kern w:val="0"/>
-                <w:sz w:val="17"/>
-                <w:szCs w:val="17"/>
-              </w:rPr>
-              <w:t>tumor_content_macrodissection_performed</w:t>
-            </w:r>
-            <w:proofErr w:type="spellEnd"/>
-            <w:proofErr w:type="gramStart"/>
-            <w:r>
-              <w:rPr>
-                <w:rFonts w:ascii="思源黑体 CN Normal" w:eastAsia="思源黑体 CN Normal" w:hAnsi="思源黑体 CN Normal" w:cs="思源黑体 CN Light"/>
-                <w:kern w:val="0"/>
-                <w:sz w:val="17"/>
-                <w:szCs w:val="17"/>
-              </w:rPr>
-              <w:t>”]|</w:t>
-            </w:r>
-            <w:proofErr w:type="spellStart"/>
-            <w:proofErr w:type="gramEnd"/>
-            <w:r>
-              <w:rPr>
-                <w:rFonts w:ascii="思源黑体 CN Normal" w:eastAsia="思源黑体 CN Normal" w:hAnsi="思源黑体 CN Normal" w:cs="思源黑体 CN Light"/>
-                <w:kern w:val="0"/>
-                <w:sz w:val="17"/>
-                <w:szCs w:val="17"/>
-              </w:rPr>
-              <w:t>get_tumor_content</w:t>
-            </w:r>
-            <w:proofErr w:type="spellEnd"/>
-            <w:r>
-              <w:rPr>
-                <w:rFonts w:ascii="思源黑体 CN Normal" w:eastAsia="思源黑体 CN Normal" w:hAnsi="思源黑体 CN Normal" w:cs="思源黑体 CN Light"/>
-                <w:kern w:val="0"/>
-                <w:sz w:val="17"/>
-                <w:szCs w:val="17"/>
-              </w:rPr>
-              <w:t>}}</w:t>
+              <w:t>{{[sample, lib_quality_control, “tumor_content_macrodissection_performed”]|get_tumor_content}}</w:t>
             </w:r>
           </w:p>
           <w:p>
@@ -5345,129 +4714,7 @@
                 <w:sz w:val="17"/>
                 <w:szCs w:val="17"/>
               </w:rPr>
-              <w:t xml:space="preserve">{%p if not [sample, </w:t>
-            </w:r>
-            <w:proofErr w:type="spellStart"/>
-            <w:r>
-              <w:rPr>
-                <w:rFonts w:ascii="思源黑体 CN Normal" w:eastAsia="思源黑体 CN Normal" w:hAnsi="思源黑体 CN Normal" w:cs="思源黑体 CN Light"/>
-                <w:kern w:val="0"/>
-                <w:sz w:val="17"/>
-                <w:szCs w:val="17"/>
-              </w:rPr>
-              <w:t>lib_quality_control</w:t>
-            </w:r>
-            <w:proofErr w:type="spellEnd"/>
-            <w:r>
-              <w:rPr>
-                <w:rFonts w:ascii="思源黑体 CN Normal" w:eastAsia="思源黑体 CN Normal" w:hAnsi="思源黑体 CN Normal" w:cs="思源黑体 CN Light"/>
-                <w:kern w:val="0"/>
-                <w:sz w:val="17"/>
-                <w:szCs w:val="17"/>
-              </w:rPr>
-              <w:t>, “</w:t>
-            </w:r>
-            <w:proofErr w:type="spellStart"/>
-            <w:r>
-              <w:rPr>
-                <w:rFonts w:ascii="思源黑体 CN Normal" w:eastAsia="思源黑体 CN Normal" w:hAnsi="思源黑体 CN Normal" w:cs="思源黑体 CN Light"/>
-                <w:kern w:val="0"/>
-                <w:sz w:val="17"/>
-                <w:szCs w:val="17"/>
-              </w:rPr>
-              <w:t>tumor_content</w:t>
-            </w:r>
-            <w:proofErr w:type="spellEnd"/>
-            <w:proofErr w:type="gramStart"/>
-            <w:r>
-              <w:rPr>
-                <w:rFonts w:ascii="思源黑体 CN Normal" w:eastAsia="思源黑体 CN Normal" w:hAnsi="思源黑体 CN Normal" w:cs="思源黑体 CN Light"/>
-                <w:kern w:val="0"/>
-                <w:sz w:val="17"/>
-                <w:szCs w:val="17"/>
-              </w:rPr>
-              <w:t>”]|</w:t>
-            </w:r>
-            <w:proofErr w:type="spellStart"/>
-            <w:proofErr w:type="gramEnd"/>
-            <w:r>
-              <w:rPr>
-                <w:rFonts w:ascii="思源黑体 CN Normal" w:eastAsia="思源黑体 CN Normal" w:hAnsi="思源黑体 CN Normal" w:cs="思源黑体 CN Light"/>
-                <w:kern w:val="0"/>
-                <w:sz w:val="17"/>
-                <w:szCs w:val="17"/>
-              </w:rPr>
-              <w:t>get_tumor_content</w:t>
-            </w:r>
-            <w:proofErr w:type="spellEnd"/>
-            <w:r>
-              <w:rPr>
-                <w:rFonts w:ascii="思源黑体 CN Normal" w:eastAsia="思源黑体 CN Normal" w:hAnsi="思源黑体 CN Normal" w:cs="思源黑体 CN Light"/>
-                <w:kern w:val="0"/>
-                <w:sz w:val="17"/>
-                <w:szCs w:val="17"/>
-              </w:rPr>
-              <w:t xml:space="preserve"> and not [sample, </w:t>
-            </w:r>
-            <w:proofErr w:type="spellStart"/>
-            <w:r>
-              <w:rPr>
-                <w:rFonts w:ascii="思源黑体 CN Normal" w:eastAsia="思源黑体 CN Normal" w:hAnsi="思源黑体 CN Normal" w:cs="思源黑体 CN Light"/>
-                <w:kern w:val="0"/>
-                <w:sz w:val="17"/>
-                <w:szCs w:val="17"/>
-              </w:rPr>
-              <w:t>lib_quality_control</w:t>
-            </w:r>
-            <w:proofErr w:type="spellEnd"/>
-            <w:r>
-              <w:rPr>
-                <w:rFonts w:ascii="思源黑体 CN Normal" w:eastAsia="思源黑体 CN Normal" w:hAnsi="思源黑体 CN Normal" w:cs="思源黑体 CN Light"/>
-                <w:kern w:val="0"/>
-                <w:sz w:val="17"/>
-                <w:szCs w:val="17"/>
-              </w:rPr>
-              <w:t>, “</w:t>
-            </w:r>
-            <w:proofErr w:type="spellStart"/>
-            <w:r>
-              <w:rPr>
-                <w:rFonts w:ascii="思源黑体 CN Normal" w:eastAsia="思源黑体 CN Normal" w:hAnsi="思源黑体 CN Normal" w:cs="思源黑体 CN Light"/>
-                <w:kern w:val="0"/>
-                <w:sz w:val="17"/>
-                <w:szCs w:val="17"/>
-              </w:rPr>
-              <w:t>tumor_content_macrodissection_performed</w:t>
-            </w:r>
-            <w:proofErr w:type="spellEnd"/>
-            <w:r>
-              <w:rPr>
-                <w:rFonts w:ascii="思源黑体 CN Normal" w:eastAsia="思源黑体 CN Normal" w:hAnsi="思源黑体 CN Normal" w:cs="思源黑体 CN Light"/>
-                <w:kern w:val="0"/>
-                <w:sz w:val="17"/>
-                <w:szCs w:val="17"/>
-              </w:rPr>
-              <w:t>”]|</w:t>
-            </w:r>
-            <w:proofErr w:type="spellStart"/>
-            <w:r>
-              <w:rPr>
-                <w:rFonts w:ascii="思源黑体 CN Normal" w:eastAsia="思源黑体 CN Normal" w:hAnsi="思源黑体 CN Normal" w:cs="思源黑体 CN Light"/>
-                <w:kern w:val="0"/>
-                <w:sz w:val="17"/>
-                <w:szCs w:val="17"/>
-              </w:rPr>
-              <w:t>get_tumor_content</w:t>
-            </w:r>
-            <w:proofErr w:type="spellEnd"/>
-            <w:r>
-              <w:rPr>
-                <w:rFonts w:ascii="思源黑体 CN Normal" w:eastAsia="思源黑体 CN Normal" w:hAnsi="思源黑体 CN Normal" w:cs="思源黑体 CN Light"/>
-                <w:kern w:val="0"/>
-                <w:sz w:val="17"/>
-                <w:szCs w:val="17"/>
-              </w:rPr>
-              <w:t>%}</w:t>
+              <w:t>{%p if not [sample, lib_quality_control, “tumor_content”]|get_tumor_content and not [sample, lib_quality_control, “tumor_content_macrodissection_performed”]|get_tumor_content%}</w:t>
             </w:r>
           </w:p>
           <w:p>
@@ -5669,73 +4916,7 @@
                 <w:szCs w:val="17"/>
                 <w:lang w:bidi="ar"/>
               </w:rPr>
-              <w:t xml:space="preserve">{%if </w:t>
-            </w:r>
-            <w:proofErr w:type="spellStart"/>
-            <w:r>
-              <w:rPr>
-                <w:rFonts w:ascii="思源黑体 CN Normal" w:eastAsia="思源黑体 CN Normal" w:hAnsi="思源黑体 CN Normal" w:cs="思源黑体 CN Light"/>
-                <w:kern w:val="0"/>
-                <w:sz w:val="17"/>
-                <w:szCs w:val="17"/>
-                <w:lang w:bidi="ar"/>
-              </w:rPr>
-              <w:t>lib_quality_control</w:t>
-            </w:r>
-            <w:proofErr w:type="spellEnd"/>
-            <w:r>
-              <w:rPr>
-                <w:rFonts w:ascii="思源黑体 CN Normal" w:eastAsia="思源黑体 CN Normal" w:hAnsi="思源黑体 CN Normal" w:cs="思源黑体 CN Light"/>
-                <w:kern w:val="0"/>
-                <w:sz w:val="17"/>
-                <w:szCs w:val="17"/>
-                <w:lang w:bidi="ar"/>
-              </w:rPr>
-              <w:t xml:space="preserve"> and </w:t>
-            </w:r>
-            <w:proofErr w:type="spellStart"/>
-            <w:r>
-              <w:rPr>
-                <w:rFonts w:ascii="思源黑体 CN Normal" w:eastAsia="思源黑体 CN Normal" w:hAnsi="思源黑体 CN Normal" w:cs="思源黑体 CN Light"/>
-                <w:kern w:val="0"/>
-                <w:sz w:val="17"/>
-                <w:szCs w:val="17"/>
-                <w:lang w:bidi="ar"/>
-              </w:rPr>
-              <w:t>lib_quality_control.lib_dna_qc</w:t>
-            </w:r>
-            <w:proofErr w:type="spellEnd"/>
-            <w:r>
-              <w:rPr>
-                <w:rFonts w:ascii="思源黑体 CN Normal" w:eastAsia="思源黑体 CN Normal" w:hAnsi="思源黑体 CN Normal" w:cs="思源黑体 CN Light"/>
-                <w:kern w:val="0"/>
-                <w:sz w:val="17"/>
-                <w:szCs w:val="17"/>
-                <w:lang w:bidi="ar"/>
-              </w:rPr>
-              <w:t xml:space="preserve"> and lib_quality_control.lib_dna_qc.dna_qty</w:t>
-            </w:r>
-            <w:proofErr w:type="gramStart"/>
-            <w:r>
-              <w:rPr>
-                <w:rFonts w:ascii="思源黑体 CN Normal" w:eastAsia="思源黑体 CN Normal" w:hAnsi="思源黑体 CN Normal" w:cs="思源黑体 CN Light"/>
-                <w:kern w:val="0"/>
-                <w:sz w:val="17"/>
-                <w:szCs w:val="17"/>
-                <w:lang w:bidi="ar"/>
-              </w:rPr>
-              <w:t>%}{</w:t>
-            </w:r>
-            <w:proofErr w:type="gramEnd"/>
-            <w:r>
-              <w:rPr>
-                <w:rFonts w:ascii="思源黑体 CN Normal" w:eastAsia="思源黑体 CN Normal" w:hAnsi="思源黑体 CN Normal" w:cs="思源黑体 CN Light"/>
-                <w:kern w:val="0"/>
-                <w:sz w:val="17"/>
-                <w:szCs w:val="17"/>
-                <w:lang w:bidi="ar"/>
-              </w:rPr>
-              <w:t>{lib_quality_control.lib_dna_qc.dna_qty|replace(“.00”,””)}}{%else%}{%endif%}</w:t>
+              <w:t>{%if lib_quality_control and lib_quality_control.lib_dna_qc and lib_quality_control.lib_dna_qc.dna_qty%}{{lib_quality_control.lib_dna_qc.dna_qty|replace(“.00”,””)}}{%else%}{%endif%}</w:t>
             </w:r>
           </w:p>
         </w:tc>
@@ -5899,73 +5080,7 @@
                 <w:szCs w:val="17"/>
                 <w:lang w:bidi="ar"/>
               </w:rPr>
-              <w:t xml:space="preserve">{%if </w:t>
-            </w:r>
-            <w:proofErr w:type="spellStart"/>
-            <w:r>
-              <w:rPr>
-                <w:rFonts w:ascii="思源黑体 CN Normal" w:eastAsia="思源黑体 CN Normal" w:hAnsi="思源黑体 CN Normal" w:cs="思源黑体 CN Light"/>
-                <w:kern w:val="0"/>
-                <w:sz w:val="17"/>
-                <w:szCs w:val="17"/>
-                <w:lang w:bidi="ar"/>
-              </w:rPr>
-              <w:t>lib_quality_control</w:t>
-            </w:r>
-            <w:proofErr w:type="spellEnd"/>
-            <w:r>
-              <w:rPr>
-                <w:rFonts w:ascii="思源黑体 CN Normal" w:eastAsia="思源黑体 CN Normal" w:hAnsi="思源黑体 CN Normal" w:cs="思源黑体 CN Light"/>
-                <w:kern w:val="0"/>
-                <w:sz w:val="17"/>
-                <w:szCs w:val="17"/>
-                <w:lang w:bidi="ar"/>
-              </w:rPr>
-              <w:t xml:space="preserve"> and </w:t>
-            </w:r>
-            <w:proofErr w:type="spellStart"/>
-            <w:r>
-              <w:rPr>
-                <w:rFonts w:ascii="思源黑体 CN Normal" w:eastAsia="思源黑体 CN Normal" w:hAnsi="思源黑体 CN Normal" w:cs="思源黑体 CN Light"/>
-                <w:kern w:val="0"/>
-                <w:sz w:val="17"/>
-                <w:szCs w:val="17"/>
-                <w:lang w:bidi="ar"/>
-              </w:rPr>
-              <w:t>lib_quality_control.lib_dna_qc</w:t>
-            </w:r>
-            <w:proofErr w:type="spellEnd"/>
-            <w:r>
-              <w:rPr>
-                <w:rFonts w:ascii="思源黑体 CN Normal" w:eastAsia="思源黑体 CN Normal" w:hAnsi="思源黑体 CN Normal" w:cs="思源黑体 CN Light"/>
-                <w:kern w:val="0"/>
-                <w:sz w:val="17"/>
-                <w:szCs w:val="17"/>
-                <w:lang w:bidi="ar"/>
-              </w:rPr>
-              <w:t xml:space="preserve"> and lib_quality_control.lib_dna_</w:t>
-            </w:r>
-            <w:proofErr w:type="gramStart"/>
-            <w:r>
-              <w:rPr>
-                <w:rFonts w:ascii="思源黑体 CN Normal" w:eastAsia="思源黑体 CN Normal" w:hAnsi="思源黑体 CN Normal" w:cs="思源黑体 CN Light"/>
-                <w:kern w:val="0"/>
-                <w:sz w:val="17"/>
-                <w:szCs w:val="17"/>
-                <w:lang w:bidi="ar"/>
-              </w:rPr>
-              <w:t>qc.library</w:t>
-            </w:r>
-            <w:proofErr w:type="gramEnd"/>
-            <w:r>
-              <w:rPr>
-                <w:rFonts w:ascii="思源黑体 CN Normal" w:eastAsia="思源黑体 CN Normal" w:hAnsi="思源黑体 CN Normal" w:cs="思源黑体 CN Light"/>
-                <w:kern w:val="0"/>
-                <w:sz w:val="17"/>
-                <w:szCs w:val="17"/>
-                <w:lang w:bidi="ar"/>
-              </w:rPr>
-              <w:t>_concn%}{{lib_quali</w:t>
+              <w:t>{%if lib_quality_control and lib_quality_control.lib_dna_qc and lib_quality_control.lib_dna_qc.library_concn%}{{lib_quali</w:t>
             </w:r>
             <w:r>
               <w:rPr>
@@ -6140,19 +5255,8 @@
                 <w:szCs w:val="17"/>
                 <w:highlight w:val="yellow"/>
               </w:rPr>
-              <w:t xml:space="preserve"> if </w:t>
-            </w:r>
-            <w:proofErr w:type="spellStart"/>
-            <w:r>
-              <w:rPr>
-                <w:rFonts w:ascii="思源黑体 CN Normal" w:eastAsia="思源黑体 CN Normal" w:hAnsi="思源黑体 CN Normal"/>
-                <w:sz w:val="17"/>
-                <w:szCs w:val="17"/>
-                <w:highlight w:val="yellow"/>
-              </w:rPr>
-              <w:t>qc.dna_data_qc.cds</w:t>
-            </w:r>
-            <w:proofErr w:type="spellEnd"/>
+              <w:t xml:space="preserve"> if qc.dna_data_qc.cds</w:t>
+            </w:r>
             <w:r>
               <w:rPr>
                 <w:rFonts w:ascii="思源黑体 CN Normal" w:eastAsia="思源黑体 CN Normal" w:hAnsi="思源黑体 CN Normal" w:hint="eastAsia"/>
@@ -6180,25 +5284,7 @@
                 <w:sz w:val="17"/>
                 <w:szCs w:val="17"/>
               </w:rPr>
-              <w:t>{{</w:t>
-            </w:r>
-            <w:proofErr w:type="gramStart"/>
-            <w:r>
-              <w:rPr>
-                <w:rFonts w:ascii="思源黑体 CN Normal" w:eastAsia="思源黑体 CN Normal" w:hAnsi="思源黑体 CN Normal"/>
-                <w:sz w:val="17"/>
-                <w:szCs w:val="17"/>
-              </w:rPr>
-              <w:t>qc.dna_data_qc.cds.cleandata</w:t>
-            </w:r>
-            <w:proofErr w:type="gramEnd"/>
-            <w:r>
-              <w:rPr>
-                <w:rFonts w:ascii="思源黑体 CN Normal" w:eastAsia="思源黑体 CN Normal" w:hAnsi="思源黑体 CN Normal"/>
-                <w:sz w:val="17"/>
-                <w:szCs w:val="17"/>
-              </w:rPr>
-              <w:t>_q30}}</w:t>
+              <w:t>{{qc.dna_data_qc.cds.cleandata_q30}}</w:t>
             </w:r>
           </w:p>
           <w:p>
@@ -6247,25 +5333,7 @@
                 <w:sz w:val="17"/>
                 <w:szCs w:val="17"/>
               </w:rPr>
-              <w:t>{qc.dna_data_</w:t>
-            </w:r>
-            <w:proofErr w:type="gramStart"/>
-            <w:r>
-              <w:rPr>
-                <w:rFonts w:ascii="思源黑体 CN Normal" w:eastAsia="思源黑体 CN Normal" w:hAnsi="思源黑体 CN Normal"/>
-                <w:sz w:val="17"/>
-                <w:szCs w:val="17"/>
-              </w:rPr>
-              <w:t>qc.cleandata</w:t>
-            </w:r>
-            <w:proofErr w:type="gramEnd"/>
-            <w:r>
-              <w:rPr>
-                <w:rFonts w:ascii="思源黑体 CN Normal" w:eastAsia="思源黑体 CN Normal" w:hAnsi="思源黑体 CN Normal"/>
-                <w:sz w:val="17"/>
-                <w:szCs w:val="17"/>
-              </w:rPr>
-              <w:t>_q30}}</w:t>
+              <w:t>{qc.dna_data_qc.cleandata_q30}}</w:t>
             </w:r>
           </w:p>
           <w:p>
@@ -6450,19 +5518,8 @@
                 <w:szCs w:val="17"/>
                 <w:highlight w:val="yellow"/>
               </w:rPr>
-              <w:t xml:space="preserve"> if </w:t>
-            </w:r>
-            <w:proofErr w:type="spellStart"/>
-            <w:r>
-              <w:rPr>
-                <w:rFonts w:ascii="思源黑体 CN Normal" w:eastAsia="思源黑体 CN Normal" w:hAnsi="思源黑体 CN Normal"/>
-                <w:sz w:val="17"/>
-                <w:szCs w:val="17"/>
-                <w:highlight w:val="yellow"/>
-              </w:rPr>
-              <w:t>qc.dna_data_qc.cds</w:t>
-            </w:r>
-            <w:proofErr w:type="spellEnd"/>
+              <w:t xml:space="preserve"> if qc.dna_data_qc.cds</w:t>
+            </w:r>
             <w:r>
               <w:rPr>
                 <w:rFonts w:ascii="思源黑体 CN Normal" w:eastAsia="思源黑体 CN Normal" w:hAnsi="思源黑体 CN Normal" w:hint="eastAsia"/>
@@ -6490,36 +5547,16 @@
                 <w:sz w:val="17"/>
                 <w:szCs w:val="17"/>
               </w:rPr>
-              <w:t>{{</w:t>
-            </w:r>
-            <w:proofErr w:type="spellStart"/>
-            <w:proofErr w:type="gramStart"/>
-            <w:r>
-              <w:rPr>
-                <w:rFonts w:ascii="思源黑体 CN Normal" w:eastAsia="思源黑体 CN Normal" w:hAnsi="思源黑体 CN Normal"/>
-                <w:sz w:val="17"/>
-                <w:szCs w:val="17"/>
-              </w:rPr>
-              <w:t>qc.dna_data_qc.cds.</w:t>
-            </w:r>
-            <w:r>
-              <w:rPr>
-                <w:rFonts w:ascii="思源黑体 CN Normal" w:eastAsia="思源黑体 CN Normal" w:hAnsi="思源黑体 CN Normal"/>
-                <w:sz w:val="17"/>
-                <w:szCs w:val="17"/>
-              </w:rPr>
-              <w:t>brca</w:t>
-            </w:r>
-            <w:proofErr w:type="gramEnd"/>
-            <w:r>
-              <w:rPr>
-                <w:rFonts w:ascii="思源黑体 CN Normal" w:eastAsia="思源黑体 CN Normal" w:hAnsi="思源黑体 CN Normal"/>
-                <w:sz w:val="17"/>
-                <w:szCs w:val="17"/>
-              </w:rPr>
-              <w:t>_cover_ratio</w:t>
-            </w:r>
-            <w:proofErr w:type="spellEnd"/>
+              <w:t>{{qc.dna_data_qc.cds.</w:t>
+            </w:r>
+            <w:r>
+              <w:rPr>
+                <w:rFonts w:ascii="思源黑体 CN Normal" w:eastAsia="思源黑体 CN Normal" w:hAnsi="思源黑体 CN Normal"/>
+                <w:sz w:val="17"/>
+                <w:szCs w:val="17"/>
+              </w:rPr>
+              <w:t>brca_cover_ratio</w:t>
+            </w:r>
             <w:r>
               <w:rPr>
                 <w:rFonts w:ascii="思源黑体 CN Normal" w:eastAsia="思源黑体 CN Normal" w:hAnsi="思源黑体 CN Normal"/>
@@ -6567,44 +5604,16 @@
                 <w:sz w:val="17"/>
                 <w:szCs w:val="17"/>
               </w:rPr>
-              <w:t>{{</w:t>
-            </w:r>
-            <w:proofErr w:type="spellStart"/>
-            <w:r>
-              <w:rPr>
-                <w:rFonts w:ascii="思源黑体 CN Normal" w:eastAsia="思源黑体 CN Normal" w:hAnsi="思源黑体 CN Normal"/>
-                <w:sz w:val="17"/>
-                <w:szCs w:val="17"/>
-              </w:rPr>
-              <w:t>qc.dna_data_</w:t>
-            </w:r>
-            <w:proofErr w:type="gramStart"/>
-            <w:r>
-              <w:rPr>
-                <w:rFonts w:ascii="思源黑体 CN Normal" w:eastAsia="思源黑体 CN Normal" w:hAnsi="思源黑体 CN Normal"/>
-                <w:sz w:val="17"/>
-                <w:szCs w:val="17"/>
-              </w:rPr>
-              <w:t>qc.</w:t>
-            </w:r>
-            <w:r>
-              <w:rPr>
-                <w:rFonts w:ascii="思源黑体 CN Normal" w:eastAsia="思源黑体 CN Normal" w:hAnsi="思源黑体 CN Normal"/>
-                <w:sz w:val="17"/>
-                <w:szCs w:val="17"/>
-              </w:rPr>
-              <w:t>brca</w:t>
-            </w:r>
-            <w:proofErr w:type="gramEnd"/>
-            <w:r>
-              <w:rPr>
-                <w:rFonts w:ascii="思源黑体 CN Normal" w:eastAsia="思源黑体 CN Normal" w:hAnsi="思源黑体 CN Normal"/>
-                <w:sz w:val="17"/>
-                <w:szCs w:val="17"/>
-              </w:rPr>
-              <w:t>_cover_ratio</w:t>
-            </w:r>
-            <w:proofErr w:type="spellEnd"/>
+              <w:t>{{qc.dna_data_qc.</w:t>
+            </w:r>
+            <w:r>
+              <w:rPr>
+                <w:rFonts w:ascii="思源黑体 CN Normal" w:eastAsia="思源黑体 CN Normal" w:hAnsi="思源黑体 CN Normal"/>
+                <w:sz w:val="17"/>
+                <w:szCs w:val="17"/>
+              </w:rPr>
+              <w:t>brca_cover_ratio</w:t>
+            </w:r>
             <w:r>
               <w:rPr>
                 <w:rFonts w:ascii="思源黑体 CN Normal" w:eastAsia="思源黑体 CN Normal" w:hAnsi="思源黑体 CN Normal"/>
@@ -6796,19 +5805,8 @@
                 <w:szCs w:val="17"/>
                 <w:highlight w:val="yellow"/>
               </w:rPr>
-              <w:t xml:space="preserve"> if </w:t>
-            </w:r>
-            <w:proofErr w:type="spellStart"/>
-            <w:r>
-              <w:rPr>
-                <w:rFonts w:ascii="思源黑体 CN Normal" w:eastAsia="思源黑体 CN Normal" w:hAnsi="思源黑体 CN Normal"/>
-                <w:sz w:val="17"/>
-                <w:szCs w:val="17"/>
-                <w:highlight w:val="yellow"/>
-              </w:rPr>
-              <w:t>qc.dna_data_qc.cds</w:t>
-            </w:r>
-            <w:proofErr w:type="spellEnd"/>
+              <w:t xml:space="preserve"> if qc.dna_data_qc.cds</w:t>
+            </w:r>
             <w:r>
               <w:rPr>
                 <w:rFonts w:ascii="思源黑体 CN Normal" w:eastAsia="思源黑体 CN Normal" w:hAnsi="思源黑体 CN Normal" w:hint="eastAsia"/>
@@ -6838,8 +5836,6 @@
               </w:rPr>
               <w:t>{{</w:t>
             </w:r>
-            <w:proofErr w:type="spellStart"/>
-            <w:proofErr w:type="gramStart"/>
             <w:r>
               <w:rPr>
                 <w:rFonts w:ascii="思源黑体 CN Normal" w:eastAsia="思源黑体 CN Normal" w:hAnsi="思源黑体 CN Normal"/>
@@ -6854,18 +5850,8 @@
                 <w:sz w:val="17"/>
                 <w:szCs w:val="17"/>
               </w:rPr>
-              <w:t>cover</w:t>
-            </w:r>
-            <w:proofErr w:type="gramEnd"/>
-            <w:r>
-              <w:rPr>
-                <w:rFonts w:ascii="思源黑体 CN Normal" w:eastAsia="思源黑体 CN Normal" w:hAnsi="思源黑体 CN Normal"/>
-                <w:sz w:val="17"/>
-                <w:szCs w:val="17"/>
-              </w:rPr>
-              <w:t>_ratio</w:t>
-            </w:r>
-            <w:proofErr w:type="spellEnd"/>
+              <w:t>cover_ratio</w:t>
+            </w:r>
             <w:r>
               <w:rPr>
                 <w:rFonts w:ascii="思源黑体 CN Normal" w:eastAsia="思源黑体 CN Normal" w:hAnsi="思源黑体 CN Normal" w:hint="eastAsia"/>
@@ -6915,42 +5901,22 @@
               </w:rPr>
               <w:t>{{</w:t>
             </w:r>
-            <w:proofErr w:type="spellStart"/>
-            <w:r>
-              <w:rPr>
-                <w:rFonts w:ascii="思源黑体 CN Normal" w:eastAsia="思源黑体 CN Normal" w:hAnsi="思源黑体 CN Normal"/>
-                <w:sz w:val="17"/>
-                <w:szCs w:val="17"/>
-              </w:rPr>
-              <w:t>qc.dna_data_</w:t>
-            </w:r>
-            <w:proofErr w:type="gramStart"/>
-            <w:r>
-              <w:rPr>
-                <w:rFonts w:ascii="思源黑体 CN Normal" w:eastAsia="思源黑体 CN Normal" w:hAnsi="思源黑体 CN Normal"/>
-                <w:sz w:val="17"/>
-                <w:szCs w:val="17"/>
-              </w:rPr>
-              <w:t>qc.</w:t>
-            </w:r>
-            <w:r>
-              <w:rPr>
-                <w:rFonts w:ascii="思源黑体 CN Normal" w:eastAsia="思源黑体 CN Normal" w:hAnsi="思源黑体 CN Normal"/>
-                <w:sz w:val="17"/>
-                <w:szCs w:val="17"/>
-              </w:rPr>
-              <w:t>cover</w:t>
-            </w:r>
-            <w:proofErr w:type="gramEnd"/>
-            <w:r>
-              <w:rPr>
-                <w:rFonts w:ascii="思源黑体 CN Normal" w:eastAsia="思源黑体 CN Normal" w:hAnsi="思源黑体 CN Normal"/>
-                <w:sz w:val="17"/>
-                <w:szCs w:val="17"/>
-              </w:rPr>
-              <w:t>_ratio</w:t>
-            </w:r>
-            <w:proofErr w:type="spellEnd"/>
+            <w:r>
+              <w:rPr>
+                <w:rFonts w:ascii="思源黑体 CN Normal" w:eastAsia="思源黑体 CN Normal" w:hAnsi="思源黑体 CN Normal"/>
+                <w:sz w:val="17"/>
+                <w:szCs w:val="17"/>
+              </w:rPr>
+              <w:t>qc.dna_data_qc.</w:t>
+            </w:r>
+            <w:r>
+              <w:rPr>
+                <w:rFonts w:ascii="思源黑体 CN Normal" w:eastAsia="思源黑体 CN Normal" w:hAnsi="思源黑体 CN Normal"/>
+                <w:sz w:val="17"/>
+                <w:szCs w:val="17"/>
+              </w:rPr>
+              <w:t>cover_ratio</w:t>
+            </w:r>
             <w:r>
               <w:rPr>
                 <w:rFonts w:ascii="思源黑体 CN Normal" w:eastAsia="思源黑体 CN Normal" w:hAnsi="思源黑体 CN Normal" w:hint="eastAsia"/>
@@ -7142,19 +6108,8 @@
                 <w:szCs w:val="17"/>
                 <w:highlight w:val="yellow"/>
               </w:rPr>
-              <w:t xml:space="preserve"> if </w:t>
-            </w:r>
-            <w:proofErr w:type="spellStart"/>
-            <w:r>
-              <w:rPr>
-                <w:rFonts w:ascii="思源黑体 CN Normal" w:eastAsia="思源黑体 CN Normal" w:hAnsi="思源黑体 CN Normal"/>
-                <w:sz w:val="17"/>
-                <w:szCs w:val="17"/>
-                <w:highlight w:val="yellow"/>
-              </w:rPr>
-              <w:t>qc.dna_data_qc.cds</w:t>
-            </w:r>
-            <w:proofErr w:type="spellEnd"/>
+              <w:t xml:space="preserve"> if qc.dna_data_qc.cds</w:t>
+            </w:r>
             <w:r>
               <w:rPr>
                 <w:rFonts w:ascii="思源黑体 CN Normal" w:eastAsia="思源黑体 CN Normal" w:hAnsi="思源黑体 CN Normal" w:hint="eastAsia"/>
@@ -7184,7 +6139,6 @@
               </w:rPr>
               <w:t>{{</w:t>
             </w:r>
-            <w:proofErr w:type="spellStart"/>
             <w:r>
               <w:rPr>
                 <w:rFonts w:ascii="思源黑体 CN Normal" w:eastAsia="思源黑体 CN Normal" w:hAnsi="思源黑体 CN Normal"/>
@@ -7217,7 +6171,6 @@
               </w:rPr>
               <w:t>num</w:t>
             </w:r>
-            <w:proofErr w:type="spellEnd"/>
             <w:r>
               <w:rPr>
                 <w:rFonts w:ascii="思源黑体 CN Normal" w:eastAsia="思源黑体 CN Normal" w:hAnsi="思源黑体 CN Normal" w:hint="eastAsia"/>
@@ -7267,7 +6220,6 @@
               </w:rPr>
               <w:t>{{</w:t>
             </w:r>
-            <w:proofErr w:type="spellStart"/>
             <w:r>
               <w:rPr>
                 <w:rFonts w:ascii="思源黑体 CN Normal" w:eastAsia="思源黑体 CN Normal" w:hAnsi="思源黑体 CN Normal"/>
@@ -7300,7 +6252,6 @@
               </w:rPr>
               <w:t>num</w:t>
             </w:r>
-            <w:proofErr w:type="spellEnd"/>
             <w:r>
               <w:rPr>
                 <w:rFonts w:ascii="思源黑体 CN Normal" w:eastAsia="思源黑体 CN Normal" w:hAnsi="思源黑体 CN Normal" w:hint="eastAsia"/>
@@ -7491,19 +6442,8 @@
                 <w:szCs w:val="17"/>
                 <w:highlight w:val="yellow"/>
               </w:rPr>
-              <w:t xml:space="preserve"> if </w:t>
-            </w:r>
-            <w:proofErr w:type="spellStart"/>
-            <w:r>
-              <w:rPr>
-                <w:rFonts w:ascii="思源黑体 CN Normal" w:eastAsia="思源黑体 CN Normal" w:hAnsi="思源黑体 CN Normal"/>
-                <w:sz w:val="17"/>
-                <w:szCs w:val="17"/>
-                <w:highlight w:val="yellow"/>
-              </w:rPr>
-              <w:t>qc.dna_data_qc.cds</w:t>
-            </w:r>
-            <w:proofErr w:type="spellEnd"/>
+              <w:t xml:space="preserve"> if qc.dna_data_qc.cds</w:t>
+            </w:r>
             <w:r>
               <w:rPr>
                 <w:rFonts w:ascii="思源黑体 CN Normal" w:eastAsia="思源黑体 CN Normal" w:hAnsi="思源黑体 CN Normal" w:hint="eastAsia"/>
@@ -7533,8 +6473,6 @@
               </w:rPr>
               <w:t>{{</w:t>
             </w:r>
-            <w:proofErr w:type="spellStart"/>
-            <w:proofErr w:type="gramStart"/>
             <w:r>
               <w:rPr>
                 <w:rFonts w:ascii="思源黑体 CN Normal" w:eastAsia="思源黑体 CN Normal" w:hAnsi="思源黑体 CN Normal"/>
@@ -7543,7 +6481,6 @@
               </w:rPr>
               <w:t>qc.dna_data_qc.cds.depth</w:t>
             </w:r>
-            <w:proofErr w:type="gramEnd"/>
             <w:r>
               <w:rPr>
                 <w:rFonts w:ascii="思源黑体 CN Normal" w:eastAsia="思源黑体 CN Normal" w:hAnsi="思源黑体 CN Normal"/>
@@ -7560,7 +6497,6 @@
               </w:rPr>
               <w:t>_num</w:t>
             </w:r>
-            <w:proofErr w:type="spellEnd"/>
             <w:r>
               <w:rPr>
                 <w:rFonts w:ascii="思源黑体 CN Normal" w:eastAsia="思源黑体 CN Normal" w:hAnsi="思源黑体 CN Normal" w:hint="eastAsia"/>
@@ -7610,25 +6546,14 @@
               </w:rPr>
               <w:t>{{</w:t>
             </w:r>
-            <w:proofErr w:type="spellStart"/>
-            <w:r>
-              <w:rPr>
-                <w:rFonts w:ascii="思源黑体 CN Normal" w:eastAsia="思源黑体 CN Normal" w:hAnsi="思源黑体 CN Normal"/>
-                <w:sz w:val="17"/>
-                <w:szCs w:val="17"/>
-              </w:rPr>
-              <w:t>qc.dna_data_</w:t>
-            </w:r>
-            <w:proofErr w:type="gramStart"/>
-            <w:r>
-              <w:rPr>
-                <w:rFonts w:ascii="思源黑体 CN Normal" w:eastAsia="思源黑体 CN Normal" w:hAnsi="思源黑体 CN Normal"/>
-                <w:sz w:val="17"/>
-                <w:szCs w:val="17"/>
-              </w:rPr>
-              <w:t>qc.depth</w:t>
-            </w:r>
-            <w:proofErr w:type="gramEnd"/>
+            <w:r>
+              <w:rPr>
+                <w:rFonts w:ascii="思源黑体 CN Normal" w:eastAsia="思源黑体 CN Normal" w:hAnsi="思源黑体 CN Normal"/>
+                <w:sz w:val="17"/>
+                <w:szCs w:val="17"/>
+              </w:rPr>
+              <w:t>qc.dna_data_qc.depth</w:t>
+            </w:r>
             <w:r>
               <w:rPr>
                 <w:rFonts w:ascii="思源黑体 CN Normal" w:eastAsia="思源黑体 CN Normal" w:hAnsi="思源黑体 CN Normal"/>
@@ -7645,7 +6570,6 @@
               </w:rPr>
               <w:t>_num</w:t>
             </w:r>
-            <w:proofErr w:type="spellEnd"/>
             <w:r>
               <w:rPr>
                 <w:rFonts w:ascii="思源黑体 CN Normal" w:eastAsia="思源黑体 CN Normal" w:hAnsi="思源黑体 CN Normal" w:hint="eastAsia"/>
@@ -7863,19 +6787,8 @@
                 <w:szCs w:val="17"/>
                 <w:highlight w:val="yellow"/>
               </w:rPr>
-              <w:t xml:space="preserve"> if </w:t>
-            </w:r>
-            <w:proofErr w:type="spellStart"/>
-            <w:r>
-              <w:rPr>
-                <w:rFonts w:ascii="思源黑体 CN Normal" w:eastAsia="思源黑体 CN Normal" w:hAnsi="思源黑体 CN Normal"/>
-                <w:sz w:val="17"/>
-                <w:szCs w:val="17"/>
-                <w:highlight w:val="yellow"/>
-              </w:rPr>
-              <w:t>qc.dna_data_qc.cds</w:t>
-            </w:r>
-            <w:proofErr w:type="spellEnd"/>
+              <w:t xml:space="preserve"> if qc.dna_data_qc.cds</w:t>
+            </w:r>
             <w:r>
               <w:rPr>
                 <w:rFonts w:ascii="思源黑体 CN Normal" w:eastAsia="思源黑体 CN Normal" w:hAnsi="思源黑体 CN Normal" w:hint="eastAsia"/>
@@ -7972,59 +6885,23 @@
                 <w:sz w:val="17"/>
                 <w:szCs w:val="17"/>
               </w:rPr>
-              <w:t>{{</w:t>
-            </w:r>
-            <w:proofErr w:type="spellStart"/>
-            <w:r>
-              <w:rPr>
-                <w:rFonts w:ascii="思源黑体 CN Normal" w:eastAsia="思源黑体 CN Normal" w:hAnsi="思源黑体 CN Normal"/>
-                <w:sz w:val="17"/>
-                <w:szCs w:val="17"/>
-              </w:rPr>
-              <w:t>qc.dna_data_</w:t>
-            </w:r>
-            <w:proofErr w:type="gramStart"/>
-            <w:r>
-              <w:rPr>
-                <w:rFonts w:ascii="思源黑体 CN Normal" w:eastAsia="思源黑体 CN Normal" w:hAnsi="思源黑体 CN Normal"/>
-                <w:sz w:val="17"/>
-                <w:szCs w:val="17"/>
-              </w:rPr>
-              <w:t>qc.</w:t>
-            </w:r>
-            <w:r>
-              <w:rPr>
-                <w:rFonts w:ascii="思源黑体 CN Normal" w:eastAsia="思源黑体 CN Normal" w:hAnsi="思源黑体 CN Normal"/>
-                <w:sz w:val="17"/>
-                <w:szCs w:val="17"/>
-              </w:rPr>
-              <w:t>brca</w:t>
-            </w:r>
-            <w:proofErr w:type="gramEnd"/>
-            <w:r>
-              <w:rPr>
-                <w:rFonts w:ascii="思源黑体 CN Normal" w:eastAsia="思源黑体 CN Normal" w:hAnsi="思源黑体 CN Normal"/>
-                <w:sz w:val="17"/>
-                <w:szCs w:val="17"/>
-              </w:rPr>
-              <w:t>_depth_mean</w:t>
-            </w:r>
-            <w:r>
-              <w:rPr>
-                <w:rFonts w:ascii="思源黑体 CN Normal" w:eastAsia="思源黑体 CN Normal" w:hAnsi="思源黑体 CN Normal"/>
-                <w:sz w:val="17"/>
-                <w:szCs w:val="17"/>
-              </w:rPr>
-              <w:t>|replace</w:t>
-            </w:r>
-            <w:proofErr w:type="spellEnd"/>
-            <w:r>
-              <w:rPr>
-                <w:rFonts w:ascii="思源黑体 CN Normal" w:eastAsia="思源黑体 CN Normal" w:hAnsi="思源黑体 CN Normal"/>
-                <w:sz w:val="17"/>
-                <w:szCs w:val="17"/>
-              </w:rPr>
-              <w:t>(“.00”,””)}}</w:t>
+              <w:t>{{qc.dna_data_qc.</w:t>
+            </w:r>
+            <w:r>
+              <w:rPr>
+                <w:rFonts w:ascii="思源黑体 CN Normal" w:eastAsia="思源黑体 CN Normal" w:hAnsi="思源黑体 CN Normal"/>
+                <w:sz w:val="17"/>
+                <w:szCs w:val="17"/>
+              </w:rPr>
+              <w:t>brca_depth_mean</w:t>
+            </w:r>
+            <w:r>
+              <w:rPr>
+                <w:rFonts w:ascii="思源黑体 CN Normal" w:eastAsia="思源黑体 CN Normal" w:hAnsi="思源黑体 CN Normal"/>
+                <w:sz w:val="17"/>
+                <w:szCs w:val="17"/>
+              </w:rPr>
+              <w:t>|replace(“.00”,””)}}</w:t>
             </w:r>
             <w:r>
               <w:rPr>
@@ -8040,16 +6917,7 @@
                 <w:sz w:val="17"/>
                 <w:szCs w:val="17"/>
               </w:rPr>
-              <w:t xml:space="preserve"> {{</w:t>
-            </w:r>
-            <w:proofErr w:type="spellStart"/>
-            <w:r>
-              <w:rPr>
-                <w:rFonts w:ascii="思源黑体 CN Normal" w:eastAsia="思源黑体 CN Normal" w:hAnsi="思源黑体 CN Normal"/>
-                <w:sz w:val="17"/>
-                <w:szCs w:val="17"/>
-              </w:rPr>
-              <w:t>qc.dna_data_qc.</w:t>
+              <w:t xml:space="preserve"> {{qc.dna_data_qc.</w:t>
             </w:r>
             <w:r>
               <w:rPr>
@@ -8065,16 +6933,7 @@
                 <w:sz w:val="17"/>
                 <w:szCs w:val="17"/>
               </w:rPr>
-              <w:t>|replace</w:t>
-            </w:r>
-            <w:proofErr w:type="spellEnd"/>
-            <w:r>
-              <w:rPr>
-                <w:rFonts w:ascii="思源黑体 CN Normal" w:eastAsia="思源黑体 CN Normal" w:hAnsi="思源黑体 CN Normal"/>
-                <w:sz w:val="17"/>
-                <w:szCs w:val="17"/>
-              </w:rPr>
-              <w:t>(“.00”,””)}}</w:t>
+              <w:t>|replace(“.00”,””)}}</w:t>
             </w:r>
             <w:r>
               <w:rPr>
@@ -8099,16 +6958,7 @@
                 <w:szCs w:val="17"/>
               </w:rPr>
               <w:lastRenderedPageBreak/>
-              <w:t>{{</w:t>
-            </w:r>
-            <w:proofErr w:type="spellStart"/>
-            <w:r>
-              <w:rPr>
-                <w:rFonts w:ascii="思源黑体 CN Normal" w:eastAsia="思源黑体 CN Normal" w:hAnsi="思源黑体 CN Normal"/>
-                <w:sz w:val="17"/>
-                <w:szCs w:val="17"/>
-              </w:rPr>
-              <w:t>qc.dna_data_qc.</w:t>
+              <w:t>{{qc.dna_data_qc.</w:t>
             </w:r>
             <w:r>
               <w:rPr>
@@ -8124,16 +6974,7 @@
                 <w:sz w:val="17"/>
                 <w:szCs w:val="17"/>
               </w:rPr>
-              <w:t>|replace</w:t>
-            </w:r>
-            <w:proofErr w:type="spellEnd"/>
-            <w:r>
-              <w:rPr>
-                <w:rFonts w:ascii="思源黑体 CN Normal" w:eastAsia="思源黑体 CN Normal" w:hAnsi="思源黑体 CN Normal"/>
-                <w:sz w:val="17"/>
-                <w:szCs w:val="17"/>
-              </w:rPr>
-              <w:t>(“.00”,””)}}</w:t>
+              <w:t>|replace(“.00”,””)}}</w:t>
             </w:r>
           </w:p>
           <w:p>
@@ -8355,19 +7196,8 @@
                 <w:szCs w:val="17"/>
                 <w:highlight w:val="yellow"/>
               </w:rPr>
-              <w:t xml:space="preserve"> if </w:t>
-            </w:r>
-            <w:proofErr w:type="spellStart"/>
-            <w:r>
-              <w:rPr>
-                <w:rFonts w:ascii="思源黑体 CN Normal" w:eastAsia="思源黑体 CN Normal" w:hAnsi="思源黑体 CN Normal"/>
-                <w:sz w:val="17"/>
-                <w:szCs w:val="17"/>
-                <w:highlight w:val="yellow"/>
-              </w:rPr>
-              <w:t>qc.dna_data_qc.cds</w:t>
-            </w:r>
-            <w:proofErr w:type="spellEnd"/>
+              <w:t xml:space="preserve"> if qc.dna_data_qc.cds</w:t>
+            </w:r>
             <w:r>
               <w:rPr>
                 <w:rFonts w:ascii="思源黑体 CN Normal" w:eastAsia="思源黑体 CN Normal" w:hAnsi="思源黑体 CN Normal" w:hint="eastAsia"/>
@@ -8464,43 +7294,7 @@
                 <w:sz w:val="17"/>
                 <w:szCs w:val="17"/>
               </w:rPr>
-              <w:t>{{</w:t>
-            </w:r>
-            <w:proofErr w:type="spellStart"/>
-            <w:r>
-              <w:rPr>
-                <w:rFonts w:ascii="思源黑体 CN Normal" w:eastAsia="思源黑体 CN Normal" w:hAnsi="思源黑体 CN Normal"/>
-                <w:sz w:val="17"/>
-                <w:szCs w:val="17"/>
-              </w:rPr>
-              <w:t>qc.dna_data_</w:t>
-            </w:r>
-            <w:proofErr w:type="gramStart"/>
-            <w:r>
-              <w:rPr>
-                <w:rFonts w:ascii="思源黑体 CN Normal" w:eastAsia="思源黑体 CN Normal" w:hAnsi="思源黑体 CN Normal"/>
-                <w:sz w:val="17"/>
-                <w:szCs w:val="17"/>
-              </w:rPr>
-              <w:t>qc.brca</w:t>
-            </w:r>
-            <w:proofErr w:type="gramEnd"/>
-            <w:r>
-              <w:rPr>
-                <w:rFonts w:ascii="思源黑体 CN Normal" w:eastAsia="思源黑体 CN Normal" w:hAnsi="思源黑体 CN Normal"/>
-                <w:sz w:val="17"/>
-                <w:szCs w:val="17"/>
-              </w:rPr>
-              <w:t>_depth_ssbc|replace</w:t>
-            </w:r>
-            <w:proofErr w:type="spellEnd"/>
-            <w:r>
-              <w:rPr>
-                <w:rFonts w:ascii="思源黑体 CN Normal" w:eastAsia="思源黑体 CN Normal" w:hAnsi="思源黑体 CN Normal"/>
-                <w:sz w:val="17"/>
-                <w:szCs w:val="17"/>
-              </w:rPr>
-              <w:t>(“.00”,””)}}</w:t>
+              <w:t>{{qc.dna_data_qc.brca_depth_ssbc|replace(“.00”,””)}}</w:t>
             </w:r>
             <w:r>
               <w:rPr>
@@ -8516,25 +7310,7 @@
                 <w:sz w:val="17"/>
                 <w:szCs w:val="17"/>
               </w:rPr>
-              <w:t xml:space="preserve"> {{</w:t>
-            </w:r>
-            <w:proofErr w:type="spellStart"/>
-            <w:r>
-              <w:rPr>
-                <w:rFonts w:ascii="思源黑体 CN Normal" w:eastAsia="思源黑体 CN Normal" w:hAnsi="思源黑体 CN Normal"/>
-                <w:sz w:val="17"/>
-                <w:szCs w:val="17"/>
-              </w:rPr>
-              <w:t>qc.dna_data_qc.depth_ssbc|replace</w:t>
-            </w:r>
-            <w:proofErr w:type="spellEnd"/>
-            <w:r>
-              <w:rPr>
-                <w:rFonts w:ascii="思源黑体 CN Normal" w:eastAsia="思源黑体 CN Normal" w:hAnsi="思源黑体 CN Normal"/>
-                <w:sz w:val="17"/>
-                <w:szCs w:val="17"/>
-              </w:rPr>
-              <w:t>(“.00”,””)}}</w:t>
+              <w:t xml:space="preserve"> {{qc.dna_data_qc.depth_ssbc|replace(“.00”,””)}}</w:t>
             </w:r>
             <w:r>
               <w:rPr>
@@ -8550,25 +7326,7 @@
                 <w:sz w:val="17"/>
                 <w:szCs w:val="17"/>
               </w:rPr>
-              <w:t xml:space="preserve"> {{</w:t>
-            </w:r>
-            <w:proofErr w:type="spellStart"/>
-            <w:r>
-              <w:rPr>
-                <w:rFonts w:ascii="思源黑体 CN Normal" w:eastAsia="思源黑体 CN Normal" w:hAnsi="思源黑体 CN Normal"/>
-                <w:sz w:val="17"/>
-                <w:szCs w:val="17"/>
-              </w:rPr>
-              <w:t>qc.dna_data_qc.snp_depth_ssbc|replace</w:t>
-            </w:r>
-            <w:proofErr w:type="spellEnd"/>
-            <w:r>
-              <w:rPr>
-                <w:rFonts w:ascii="思源黑体 CN Normal" w:eastAsia="思源黑体 CN Normal" w:hAnsi="思源黑体 CN Normal"/>
-                <w:sz w:val="17"/>
-                <w:szCs w:val="17"/>
-              </w:rPr>
-              <w:t>(“.00”,””)}}</w:t>
+              <w:t xml:space="preserve"> {{qc.dna_data_qc.snp_depth_ssbc|replace(“.00”,””)}}</w:t>
             </w:r>
           </w:p>
           <w:p>
@@ -8708,27 +7466,7 @@
           <w:sz w:val="16"/>
           <w:szCs w:val="16"/>
         </w:rPr>
-        <w:t>仅送检样本类型包含石蜡</w:t>
-      </w:r>
-      <w:proofErr w:type="gramStart"/>
-      <w:r>
-        <w:rPr>
-          <w:rFonts w:ascii="思源黑体 CN Normal" w:eastAsia="思源黑体 CN Normal" w:hAnsi="思源黑体 CN Normal"/>
-          <w:color w:val="000000"/>
-          <w:sz w:val="16"/>
-          <w:szCs w:val="16"/>
-        </w:rPr>
-        <w:t>玻</w:t>
-      </w:r>
-      <w:proofErr w:type="gramEnd"/>
-      <w:r>
-        <w:rPr>
-          <w:rFonts w:ascii="思源黑体 CN Normal" w:eastAsia="思源黑体 CN Normal" w:hAnsi="思源黑体 CN Normal"/>
-          <w:color w:val="000000"/>
-          <w:sz w:val="16"/>
-          <w:szCs w:val="16"/>
-        </w:rPr>
-        <w:t>片时可进行此项评估</w:t>
+        <w:t>仅送检样本类型包含石蜡玻片时可进行此项评估</w:t>
       </w:r>
       <w:r>
         <w:rPr>
@@ -9020,27 +7758,7 @@
           <w:sz w:val="16"/>
           <w:szCs w:val="16"/>
         </w:rPr>
-        <w:t>通过所有SNP的深度比衡量异常SNP对</w:t>
-      </w:r>
-      <w:proofErr w:type="spellStart"/>
-      <w:r>
-        <w:rPr>
-          <w:rFonts w:ascii="思源黑体 CN Normal" w:eastAsia="思源黑体 CN Normal" w:hAnsi="思源黑体 CN Normal" w:hint="eastAsia"/>
-          <w:color w:val="000000"/>
-          <w:sz w:val="16"/>
-          <w:szCs w:val="16"/>
-        </w:rPr>
-        <w:t>DepthRatio</w:t>
-      </w:r>
-      <w:proofErr w:type="spellEnd"/>
-      <w:r>
-        <w:rPr>
-          <w:rFonts w:ascii="思源黑体 CN Normal" w:eastAsia="思源黑体 CN Normal" w:hAnsi="思源黑体 CN Normal" w:hint="eastAsia"/>
-          <w:color w:val="000000"/>
-          <w:sz w:val="16"/>
-          <w:szCs w:val="16"/>
-        </w:rPr>
-        <w:t>的影响</w:t>
+        <w:t>通过所有SNP的深度比衡量异常SNP对DepthRatio的影响</w:t>
       </w:r>
       <w:r>
         <w:rPr>
@@ -9591,7 +8309,7 @@
                     </wp:anchor>
                   </w:drawing>
                 </mc:Choice>
-                <mc:Fallback xmlns:w16du="http://schemas.microsoft.com/office/word/2023/wordml/word16du" xmlns:oel="http://schemas.microsoft.com/office/2019/extlst">
+                <mc:Fallback xmlns:oel="http://schemas.microsoft.com/office/2019/extlst" xmlns:w16du="http://schemas.microsoft.com/office/word/2023/wordml/word16du">
                   <w:pict>
                     <v:shape w14:anchorId="53237D61" id="流程图: 接点 10" o:spid="_x0000_s1026" type="#_x0000_t120" style="position:absolute;left:0;text-align:left;margin-left:200.1pt;margin-top:3.25pt;width:24.65pt;height:25.15pt;z-index:-251610112;visibility:visible;mso-wrap-style:square;mso-wrap-distance-left:9pt;mso-wrap-distance-top:0;mso-wrap-distance-right:9pt;mso-wrap-distance-bottom:0;mso-position-horizontal:absolute;mso-position-horizontal-relative:text;mso-position-vertical:absolute;mso-position-vertical-relative:text;v-text-anchor:middle" o:gfxdata="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" fillcolor="#1e7648" stroked="f" strokeweight="1pt">
                       <v:stroke joinstyle="miter"/>
@@ -9730,7 +8448,7 @@
                     </wp:anchor>
                   </w:drawing>
                 </mc:Choice>
-                <mc:Fallback xmlns:w16du="http://schemas.microsoft.com/office/word/2023/wordml/word16du" xmlns:oel="http://schemas.microsoft.com/office/2019/extlst">
+                <mc:Fallback xmlns:oel="http://schemas.microsoft.com/office/2019/extlst" xmlns:w16du="http://schemas.microsoft.com/office/word/2023/wordml/word16du">
                   <w:pict>
                     <v:roundrect w14:anchorId="02FD2D56" id="矩形: 圆角 12" o:spid="_x0000_s1026" style="position:absolute;left:0;text-align:left;margin-left:-5.7pt;margin-top:3.25pt;width:71.3pt;height:25.3pt;z-index:-251611136;visibility:visible;mso-wrap-style:square;mso-wrap-distance-left:9pt;mso-wrap-distance-top:0;mso-wrap-distance-right:9pt;mso-wrap-distance-bottom:0;mso-position-horizontal:absolute;mso-position-horizontal-relative:margin;mso-position-vertical:absolute;mso-position-vertical-relative:text;v-text-anchor:middle" arcsize="10923f" o:gfxdata="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" fillcolor="#f2f2f2 [3052]" stroked="f" strokeweight="1pt">
                       <v:stroke joinstyle="miter"/>
@@ -9841,51 +8559,7 @@
           <w:szCs w:val="13"/>
           <w:highlight w:val="magenta"/>
         </w:rPr>
-        <w:t xml:space="preserve">{{r </w:t>
-      </w:r>
-      <w:proofErr w:type="spellStart"/>
-      <w:r>
-        <w:rPr>
-          <w:rFonts w:ascii="思源黑体 CN Light" w:eastAsia="思源黑体 CN Light" w:hAnsi="思源黑体 CN Light" w:hint="eastAsia"/>
-          <w:color w:val="595959" w:themeColor="text1" w:themeTint="A6"/>
-          <w:sz w:val="13"/>
-          <w:szCs w:val="13"/>
-          <w:highlight w:val="magenta"/>
-        </w:rPr>
-        <w:t>page_</w:t>
-      </w:r>
-      <w:proofErr w:type="gramStart"/>
-      <w:r>
-        <w:rPr>
-          <w:rFonts w:ascii="思源黑体 CN Light" w:eastAsia="思源黑体 CN Light" w:hAnsi="思源黑体 CN Light" w:hint="eastAsia"/>
-          <w:color w:val="595959" w:themeColor="text1" w:themeTint="A6"/>
-          <w:sz w:val="13"/>
-          <w:szCs w:val="13"/>
-          <w:highlight w:val="magenta"/>
-        </w:rPr>
-        <w:t>break</w:t>
-      </w:r>
-      <w:proofErr w:type="spellEnd"/>
-      <w:r>
-        <w:rPr>
-          <w:rFonts w:ascii="思源黑体 CN Light" w:eastAsia="思源黑体 CN Light" w:hAnsi="思源黑体 CN Light" w:hint="eastAsia"/>
-          <w:color w:val="595959" w:themeColor="text1" w:themeTint="A6"/>
-          <w:sz w:val="13"/>
-          <w:szCs w:val="13"/>
-          <w:highlight w:val="magenta"/>
-        </w:rPr>
-        <w:t xml:space="preserve"> }</w:t>
-      </w:r>
-      <w:proofErr w:type="gramEnd"/>
-      <w:r>
-        <w:rPr>
-          <w:rFonts w:ascii="思源黑体 CN Light" w:eastAsia="思源黑体 CN Light" w:hAnsi="思源黑体 CN Light" w:hint="eastAsia"/>
-          <w:color w:val="595959" w:themeColor="text1" w:themeTint="A6"/>
-          <w:sz w:val="13"/>
-          <w:szCs w:val="13"/>
-          <w:highlight w:val="magenta"/>
-        </w:rPr>
-        <w:t>}</w:t>
+        <w:t>{{r page_break }}</w:t>
       </w:r>
     </w:p>
     <w:tbl>
@@ -10000,7 +8674,7 @@
                     </wp:anchor>
                   </w:drawing>
                 </mc:Choice>
-                <mc:Fallback xmlns:w16du="http://schemas.microsoft.com/office/word/2023/wordml/word16du" xmlns:oel="http://schemas.microsoft.com/office/2019/extlst">
+                <mc:Fallback xmlns:oel="http://schemas.microsoft.com/office/2019/extlst" xmlns:w16du="http://schemas.microsoft.com/office/word/2023/wordml/word16du">
                   <w:pict>
                     <v:shape w14:anchorId="3EEF8A72" id="流程图: 接点 10" o:spid="_x0000_s1026" type="#_x0000_t120" style="position:absolute;left:0;text-align:left;margin-left:199.35pt;margin-top:3.25pt;width:24.65pt;height:25.15pt;z-index:-251607040;visibility:visible;mso-wrap-style:square;mso-wrap-distance-left:9pt;mso-wrap-distance-top:0;mso-wrap-distance-right:9pt;mso-wrap-distance-bottom:0;mso-position-horizontal:absolute;mso-position-horizontal-relative:text;mso-position-vertical:absolute;mso-position-vertical-relative:text;v-text-anchor:middle" o:gfxdata="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" fillcolor="#1e7648" stroked="f" strokeweight="1pt">
                       <v:stroke joinstyle="miter"/>
@@ -10139,7 +8813,7 @@
                     </wp:anchor>
                   </w:drawing>
                 </mc:Choice>
-                <mc:Fallback xmlns:w16du="http://schemas.microsoft.com/office/word/2023/wordml/word16du" xmlns:oel="http://schemas.microsoft.com/office/2019/extlst">
+                <mc:Fallback xmlns:oel="http://schemas.microsoft.com/office/2019/extlst" xmlns:w16du="http://schemas.microsoft.com/office/word/2023/wordml/word16du">
                   <w:pict>
                     <v:roundrect w14:anchorId="09AB796B" id="矩形: 圆角 12" o:spid="_x0000_s1026" style="position:absolute;left:0;text-align:left;margin-left:-5.7pt;margin-top:3.25pt;width:71.3pt;height:25.3pt;z-index:-251608064;visibility:visible;mso-wrap-style:square;mso-wrap-distance-left:9pt;mso-wrap-distance-top:0;mso-wrap-distance-right:9pt;mso-wrap-distance-bottom:0;mso-position-horizontal:absolute;mso-position-horizontal-relative:margin;mso-position-vertical:absolute;mso-position-vertical-relative:text;v-text-anchor:middle" arcsize="10923f" o:gfxdata="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" fillcolor="#f2f2f2 [3052]" stroked="f" strokeweight="1pt">
                       <v:stroke joinstyle="miter"/>
@@ -10245,25 +8919,7 @@
           <w:sz w:val="16"/>
           <w:szCs w:val="16"/>
         </w:rPr>
-        <w:t xml:space="preserve">Li MM, Datto M, </w:t>
-      </w:r>
-      <w:proofErr w:type="spellStart"/>
-      <w:r>
-        <w:rPr>
-          <w:rFonts w:ascii="思源黑体 CN Normal" w:eastAsia="思源黑体 CN Normal" w:hAnsi="思源黑体 CN Normal"/>
-          <w:sz w:val="16"/>
-          <w:szCs w:val="16"/>
-        </w:rPr>
-        <w:t>Duncavage</w:t>
-      </w:r>
-      <w:proofErr w:type="spellEnd"/>
-      <w:r>
-        <w:rPr>
-          <w:rFonts w:ascii="思源黑体 CN Normal" w:eastAsia="思源黑体 CN Normal" w:hAnsi="思源黑体 CN Normal"/>
-          <w:sz w:val="16"/>
-          <w:szCs w:val="16"/>
-        </w:rPr>
-        <w:t xml:space="preserve"> EJ, Kulkarni S, et al. (2017) Standards and Guidelines for the Interpretation and Reporting of Sequence Variants in Cancer: A Joint Consensus Recommendation of the Association for Molecular Pathology American Society of Clinical Oncology, and College of American Pathologists. J Mol Diagn. Jan;19(1):4-23. [PMID: 27993330]</w:t>
+        <w:t>Li MM, Datto M, Duncavage EJ, Kulkarni S, et al. (2017) Standards and Guidelines for the Interpretation and Reporting of Sequence Variants in Cancer: A Joint Consensus Recommendation of the Association for Molecular Pathology American Society of Clinical Oncology, and College of American Pathologists. J Mol Diagn. Jan;19(1):4-23. [PMID: 27993330]</w:t>
       </w:r>
     </w:p>
     <w:p>
@@ -10317,54 +8973,7 @@
           <w:sz w:val="16"/>
           <w:szCs w:val="16"/>
         </w:rPr>
-        <w:t>{%p for a in (</w:t>
-      </w:r>
-      <w:proofErr w:type="spellStart"/>
-      <w:proofErr w:type="gramStart"/>
-      <w:r>
-        <w:rPr>
-          <w:rFonts w:ascii="思源黑体 CN Normal" w:eastAsia="思源黑体 CN Normal" w:hAnsi="思源黑体 CN Normal"/>
-          <w:sz w:val="16"/>
-          <w:szCs w:val="16"/>
-        </w:rPr>
-        <w:t>refer.fixed</w:t>
-      </w:r>
-      <w:proofErr w:type="spellEnd"/>
-      <w:proofErr w:type="gramEnd"/>
-      <w:r>
-        <w:rPr>
-          <w:rFonts w:ascii="思源黑体 CN Normal" w:eastAsia="思源黑体 CN Normal" w:hAnsi="思源黑体 CN Normal"/>
-          <w:sz w:val="16"/>
-          <w:szCs w:val="16"/>
-        </w:rPr>
-        <w:t xml:space="preserve"> + refer.dynamic.s_var12 + </w:t>
-      </w:r>
-      <w:proofErr w:type="spellStart"/>
-      <w:r>
-        <w:rPr>
-          <w:rFonts w:ascii="思源黑体 CN Normal" w:eastAsia="思源黑体 CN Normal" w:hAnsi="思源黑体 CN Normal"/>
-          <w:sz w:val="16"/>
-          <w:szCs w:val="16"/>
-        </w:rPr>
-        <w:t>refer.dynamic.s_var_onco_nodrug</w:t>
-      </w:r>
-      <w:proofErr w:type="spellEnd"/>
-      <w:r>
-        <w:rPr>
-          <w:rFonts w:ascii="思源黑体 CN Normal" w:eastAsia="思源黑体 CN Normal" w:hAnsi="思源黑体 CN Normal"/>
-          <w:sz w:val="16"/>
-          <w:szCs w:val="16"/>
-        </w:rPr>
-        <w:t xml:space="preserve"> + </w:t>
-      </w:r>
-      <w:proofErr w:type="spellStart"/>
-      <w:r>
-        <w:rPr>
-          <w:rFonts w:ascii="思源黑体 CN Normal" w:eastAsia="思源黑体 CN Normal" w:hAnsi="思源黑体 CN Normal"/>
-          <w:sz w:val="16"/>
-          <w:szCs w:val="16"/>
-        </w:rPr>
-        <w:t>refer.dynamic.</w:t>
+        <w:t>{%p for a in (refer.fixed + refer.dynamic.s_var12 + refer.dynamic.s_var_onco_nodrug + refer.dynamic.</w:t>
       </w:r>
       <w:r>
         <w:rPr>
@@ -10374,7 +8983,6 @@
         </w:rPr>
         <w:t>hrd</w:t>
       </w:r>
-      <w:proofErr w:type="spellEnd"/>
       <w:r>
         <w:rPr>
           <w:rFonts w:ascii="思源黑体 CN Normal" w:eastAsia="思源黑体 CN Normal" w:hAnsi="思源黑体 CN Normal"/>
@@ -10435,18 +9043,8 @@
           <w:sz w:val="16"/>
           <w:szCs w:val="16"/>
         </w:rPr>
-        <w:t xml:space="preserve">p </w:t>
-      </w:r>
-      <w:proofErr w:type="spellStart"/>
-      <w:r>
-        <w:rPr>
-          <w:rFonts w:ascii="思源黑体 CN Normal" w:eastAsia="思源黑体 CN Normal" w:hAnsi="思源黑体 CN Normal"/>
-          <w:sz w:val="16"/>
-          <w:szCs w:val="16"/>
-        </w:rPr>
-        <w:t>endfor</w:t>
-      </w:r>
-      <w:proofErr w:type="spellEnd"/>
+        <w:t>p endfor</w:t>
+      </w:r>
       <w:r>
         <w:rPr>
           <w:rFonts w:ascii="思源黑体 CN Normal" w:eastAsia="思源黑体 CN Normal" w:hAnsi="思源黑体 CN Normal" w:hint="eastAsia"/>
@@ -10473,51 +9071,7 @@
           <w:szCs w:val="13"/>
           <w:highlight w:val="magenta"/>
         </w:rPr>
-        <w:t xml:space="preserve">{{r </w:t>
-      </w:r>
-      <w:proofErr w:type="spellStart"/>
-      <w:r>
-        <w:rPr>
-          <w:rFonts w:ascii="思源黑体 CN Light" w:eastAsia="思源黑体 CN Light" w:hAnsi="思源黑体 CN Light" w:hint="eastAsia"/>
-          <w:color w:val="595959" w:themeColor="text1" w:themeTint="A6"/>
-          <w:sz w:val="13"/>
-          <w:szCs w:val="13"/>
-          <w:highlight w:val="magenta"/>
-        </w:rPr>
-        <w:t>page_</w:t>
-      </w:r>
-      <w:proofErr w:type="gramStart"/>
-      <w:r>
-        <w:rPr>
-          <w:rFonts w:ascii="思源黑体 CN Light" w:eastAsia="思源黑体 CN Light" w:hAnsi="思源黑体 CN Light" w:hint="eastAsia"/>
-          <w:color w:val="595959" w:themeColor="text1" w:themeTint="A6"/>
-          <w:sz w:val="13"/>
-          <w:szCs w:val="13"/>
-          <w:highlight w:val="magenta"/>
-        </w:rPr>
-        <w:t>break</w:t>
-      </w:r>
-      <w:proofErr w:type="spellEnd"/>
-      <w:r>
-        <w:rPr>
-          <w:rFonts w:ascii="思源黑体 CN Light" w:eastAsia="思源黑体 CN Light" w:hAnsi="思源黑体 CN Light" w:hint="eastAsia"/>
-          <w:color w:val="595959" w:themeColor="text1" w:themeTint="A6"/>
-          <w:sz w:val="13"/>
-          <w:szCs w:val="13"/>
-          <w:highlight w:val="magenta"/>
-        </w:rPr>
-        <w:t xml:space="preserve"> }</w:t>
-      </w:r>
-      <w:proofErr w:type="gramEnd"/>
-      <w:r>
-        <w:rPr>
-          <w:rFonts w:ascii="思源黑体 CN Light" w:eastAsia="思源黑体 CN Light" w:hAnsi="思源黑体 CN Light" w:hint="eastAsia"/>
-          <w:color w:val="595959" w:themeColor="text1" w:themeTint="A6"/>
-          <w:sz w:val="13"/>
-          <w:szCs w:val="13"/>
-          <w:highlight w:val="magenta"/>
-        </w:rPr>
-        <w:t>}</w:t>
+        <w:t>{{r page_break }}</w:t>
       </w:r>
     </w:p>
     <w:tbl>
@@ -10632,7 +9186,7 @@
                     </wp:anchor>
                   </w:drawing>
                 </mc:Choice>
-                <mc:Fallback xmlns:w16du="http://schemas.microsoft.com/office/word/2023/wordml/word16du" xmlns:oel="http://schemas.microsoft.com/office/2019/extlst">
+                <mc:Fallback xmlns:oel="http://schemas.microsoft.com/office/2019/extlst" xmlns:w16du="http://schemas.microsoft.com/office/word/2023/wordml/word16du">
                   <w:pict>
                     <v:shape w14:anchorId="5C74B972" id="流程图: 接点 26" o:spid="_x0000_s1026" type="#_x0000_t120" style="position:absolute;left:0;text-align:left;margin-left:200.1pt;margin-top:3.25pt;width:24.65pt;height:25.15pt;z-index:-251603968;visibility:visible;mso-wrap-style:square;mso-wrap-distance-left:9pt;mso-wrap-distance-top:0;mso-wrap-distance-right:9pt;mso-wrap-distance-bottom:0;mso-position-horizontal:absolute;mso-position-horizontal-relative:text;mso-position-vertical:absolute;mso-position-vertical-relative:text;v-text-anchor:middle" o:gfxdata="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" fillcolor="#1e7648" stroked="f" strokeweight="1pt">
                       <v:stroke joinstyle="miter"/>
@@ -10793,7 +9347,7 @@
                     </wp:anchor>
                   </w:drawing>
                 </mc:Choice>
-                <mc:Fallback xmlns:w16du="http://schemas.microsoft.com/office/word/2023/wordml/word16du" xmlns:oel="http://schemas.microsoft.com/office/2019/extlst">
+                <mc:Fallback xmlns:oel="http://schemas.microsoft.com/office/2019/extlst" xmlns:w16du="http://schemas.microsoft.com/office/word/2023/wordml/word16du">
                   <w:pict>
                     <v:roundrect w14:anchorId="7620C89F" id="矩形: 圆角 27" o:spid="_x0000_s1026" style="position:absolute;left:0;text-align:left;margin-left:-5.7pt;margin-top:3.25pt;width:71.3pt;height:25.3pt;z-index:-251604992;visibility:visible;mso-wrap-style:square;mso-wrap-distance-left:9pt;mso-wrap-distance-top:0;mso-wrap-distance-right:9pt;mso-wrap-distance-bottom:0;mso-position-horizontal:absolute;mso-position-horizontal-relative:margin;mso-position-vertical:absolute;mso-position-vertical-relative:text;v-text-anchor:middle" arcsize="10923f" o:gfxdata="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" fillcolor="#f2f2f2 [3052]" stroked="f" strokeweight="1pt">
                       <v:stroke joinstyle="miter"/>
@@ -10936,51 +9490,7 @@
           <w:szCs w:val="13"/>
           <w:highlight w:val="magenta"/>
         </w:rPr>
-        <w:t xml:space="preserve">{{r </w:t>
-      </w:r>
-      <w:proofErr w:type="spellStart"/>
-      <w:r>
-        <w:rPr>
-          <w:rFonts w:ascii="思源黑体 CN Light" w:eastAsia="思源黑体 CN Light" w:hAnsi="思源黑体 CN Light" w:hint="eastAsia"/>
-          <w:color w:val="595959" w:themeColor="text1" w:themeTint="A6"/>
-          <w:sz w:val="13"/>
-          <w:szCs w:val="13"/>
-          <w:highlight w:val="magenta"/>
-        </w:rPr>
-        <w:t>page_</w:t>
-      </w:r>
-      <w:proofErr w:type="gramStart"/>
-      <w:r>
-        <w:rPr>
-          <w:rFonts w:ascii="思源黑体 CN Light" w:eastAsia="思源黑体 CN Light" w:hAnsi="思源黑体 CN Light" w:hint="eastAsia"/>
-          <w:color w:val="595959" w:themeColor="text1" w:themeTint="A6"/>
-          <w:sz w:val="13"/>
-          <w:szCs w:val="13"/>
-          <w:highlight w:val="magenta"/>
-        </w:rPr>
-        <w:t>break</w:t>
-      </w:r>
-      <w:proofErr w:type="spellEnd"/>
-      <w:r>
-        <w:rPr>
-          <w:rFonts w:ascii="思源黑体 CN Light" w:eastAsia="思源黑体 CN Light" w:hAnsi="思源黑体 CN Light" w:hint="eastAsia"/>
-          <w:color w:val="595959" w:themeColor="text1" w:themeTint="A6"/>
-          <w:sz w:val="13"/>
-          <w:szCs w:val="13"/>
-          <w:highlight w:val="magenta"/>
-        </w:rPr>
-        <w:t xml:space="preserve"> }</w:t>
-      </w:r>
-      <w:proofErr w:type="gramEnd"/>
-      <w:r>
-        <w:rPr>
-          <w:rFonts w:ascii="思源黑体 CN Light" w:eastAsia="思源黑体 CN Light" w:hAnsi="思源黑体 CN Light" w:hint="eastAsia"/>
-          <w:color w:val="595959" w:themeColor="text1" w:themeTint="A6"/>
-          <w:sz w:val="13"/>
-          <w:szCs w:val="13"/>
-          <w:highlight w:val="magenta"/>
-        </w:rPr>
-        <w:t>}</w:t>
+        <w:t>{{r page_break }}</w:t>
       </w:r>
     </w:p>
     <w:p>
@@ -11346,25 +9856,7 @@
         <w:sz w:val="16"/>
         <w:szCs w:val="16"/>
       </w:rPr>
-      <w:t>{{</w:t>
-    </w:r>
-    <w:proofErr w:type="spellStart"/>
-    <w:r>
-      <w:rPr>
-        <w:rFonts w:ascii="思源黑体 CN Normal" w:eastAsia="思源黑体 CN Normal" w:hAnsi="思源黑体 CN Normal"/>
-        <w:sz w:val="16"/>
-        <w:szCs w:val="16"/>
-      </w:rPr>
-      <w:t>sample.sample_parent_id</w:t>
-    </w:r>
-    <w:proofErr w:type="spellEnd"/>
-    <w:r>
-      <w:rPr>
-        <w:rFonts w:ascii="思源黑体 CN Normal" w:eastAsia="思源黑体 CN Normal" w:hAnsi="思源黑体 CN Normal"/>
-        <w:sz w:val="16"/>
-        <w:szCs w:val="16"/>
-      </w:rPr>
-      <w:t>}}</w:t>
+      <w:t>{{sample.sample_parent_id}}</w:t>
     </w:r>
     <w:r>
       <w:rPr>
@@ -11388,25 +9880,7 @@
         <w:sz w:val="16"/>
         <w:szCs w:val="16"/>
       </w:rPr>
-      <w:t>{{</w:t>
-    </w:r>
-    <w:proofErr w:type="spellStart"/>
-    <w:r>
-      <w:rPr>
-        <w:rFonts w:ascii="思源黑体 CN Normal" w:eastAsia="思源黑体 CN Normal" w:hAnsi="思源黑体 CN Normal"/>
-        <w:sz w:val="16"/>
-        <w:szCs w:val="16"/>
-      </w:rPr>
-      <w:t>sample.patient_name</w:t>
-    </w:r>
-    <w:proofErr w:type="spellEnd"/>
-    <w:r>
-      <w:rPr>
-        <w:rFonts w:ascii="思源黑体 CN Normal" w:eastAsia="思源黑体 CN Normal" w:hAnsi="思源黑体 CN Normal"/>
-        <w:sz w:val="16"/>
-        <w:szCs w:val="16"/>
-      </w:rPr>
-      <w:t>}}</w:t>
+      <w:t>{{sample.patient_name}}</w:t>
     </w:r>
     <w:r>
       <w:rPr>
@@ -11422,35 +9896,7 @@
         <w:sz w:val="16"/>
         <w:szCs w:val="16"/>
       </w:rPr>
-      <w:t>{{</w:t>
-    </w:r>
-    <w:proofErr w:type="spellStart"/>
-    <w:proofErr w:type="gramStart"/>
-    <w:r>
-      <w:rPr>
-        <w:rFonts w:ascii="思源黑体 CN Normal" w:eastAsia="思源黑体 CN Normal" w:hAnsi="思源黑体 CN Normal"/>
-        <w:sz w:val="16"/>
-        <w:szCs w:val="16"/>
-      </w:rPr>
-      <w:t>sample.report</w:t>
-    </w:r>
-    <w:proofErr w:type="gramEnd"/>
-    <w:r>
-      <w:rPr>
-        <w:rFonts w:ascii="思源黑体 CN Normal" w:eastAsia="思源黑体 CN Normal" w:hAnsi="思源黑体 CN Normal"/>
-        <w:sz w:val="16"/>
-        <w:szCs w:val="16"/>
-      </w:rPr>
-      <w:t>_date</w:t>
-    </w:r>
-    <w:proofErr w:type="spellEnd"/>
-    <w:r>
-      <w:rPr>
-        <w:rFonts w:ascii="思源黑体 CN Normal" w:eastAsia="思源黑体 CN Normal" w:hAnsi="思源黑体 CN Normal"/>
-        <w:sz w:val="16"/>
-        <w:szCs w:val="16"/>
-      </w:rPr>
-      <w:t>}}</w:t>
+      <w:t>{{sample.report_date}}</w:t>
     </w:r>
     <w:r>
       <w:rPr>
